--- a/M1 Course/OTY/Laba 2/Отчёт.docx
+++ b/M1 Course/OTY/Laba 2/Отчёт.docx
@@ -1219,7 +1219,7 @@
             <w:noProof/>
             <w:webHidden/>
           </w:rPr>
-          <w:t>10</w:t>
+          <w:t>11</w:t>
         </w:r>
         <w:r>
           <w:rPr>
@@ -1303,7 +1303,7 @@
             <w:noProof/>
             <w:webHidden/>
           </w:rPr>
-          <w:t>10</w:t>
+          <w:t>12</w:t>
         </w:r>
         <w:r>
           <w:rPr>
@@ -1370,7 +1370,7 @@
             <w:noProof/>
             <w:webHidden/>
           </w:rPr>
-          <w:t>13</w:t>
+          <w:t>15</w:t>
         </w:r>
         <w:r>
           <w:rPr>
@@ -1433,7 +1433,15 @@
           <w:szCs w:val="28"/>
           <w:lang w:eastAsia="en-US"/>
         </w:rPr>
-        <w:t>В работе исследуется стационарная система автоматического управления скоростью электродвигателя постоянного тока независимого возбуждения. Согласно методическим указаниям, лабораторная работа выполняется для заданного варианта коэффициента передачи цепи обратной связи K</w:t>
+        <w:t xml:space="preserve">В работе исследуется стационарная система автоматического управления скоростью электродвигателя постоянного тока независимого возбуждения. Согласно методическим указаниям, лабораторная работа выполняется для заданного варианта коэффициента передачи цепи обратной связи </w:t>
+      </w:r>
+      <w:proofErr w:type="spellStart"/>
+      <w:r>
+        <w:rPr>
+          <w:szCs w:val="28"/>
+          <w:lang w:eastAsia="en-US"/>
+        </w:rPr>
+        <w:t>K</w:t>
       </w:r>
       <w:r>
         <w:rPr>
@@ -1443,6 +1451,7 @@
         </w:rPr>
         <w:t>ос</w:t>
       </w:r>
+      <w:proofErr w:type="spellEnd"/>
       <w:r>
         <w:rPr>
           <w:szCs w:val="28"/>
@@ -1537,7 +1546,19 @@
         <w:pStyle w:val="a"/>
       </w:pPr>
       <w:r>
-        <w:t>на основании алгебраического критерия Рауса–Гурвица рассчитать предельное значение K</w:t>
+        <w:t xml:space="preserve">на основании алгебраического критерия </w:t>
+      </w:r>
+      <w:proofErr w:type="spellStart"/>
+      <w:r>
+        <w:t>Рауса</w:t>
+      </w:r>
+      <w:proofErr w:type="spellEnd"/>
+      <w:r>
+        <w:t xml:space="preserve">–Гурвица рассчитать предельное значение </w:t>
+      </w:r>
+      <w:proofErr w:type="spellStart"/>
+      <w:r>
+        <w:t>K</w:t>
       </w:r>
       <w:r>
         <w:rPr>
@@ -1545,6 +1566,7 @@
         </w:rPr>
         <w:t>ос</w:t>
       </w:r>
+      <w:proofErr w:type="spellEnd"/>
       <w:r>
         <w:t>,</w:t>
       </w:r>
@@ -1578,7 +1600,11 @@
     </w:p>
     <w:p>
       <w:r>
-        <w:t>На рисунке 2.1 представлена исследуемая система автоматического управления скоростью электродвигателя постоянного тока. В прямом канале системы находятся электромашинный усилитель и двигатель, а в цепи обратной связи используется коэффициент передачи K</w:t>
+        <w:t xml:space="preserve">На рисунке 2.1 представлена исследуемая система автоматического управления скоростью электродвигателя постоянного тока. В прямом канале системы находятся электромашинный усилитель и двигатель, а в цепи обратной связи используется коэффициент передачи </w:t>
+      </w:r>
+      <w:proofErr w:type="spellStart"/>
+      <w:r>
+        <w:t>K</w:t>
       </w:r>
       <w:r>
         <w:rPr>
@@ -1586,6 +1612,7 @@
         </w:rPr>
         <w:t>ос</w:t>
       </w:r>
+      <w:proofErr w:type="spellEnd"/>
       <w:r>
         <w:t>​. Для дальнейшего анализа в работе использованы передаточные функции ЭМУ и двигателя, приведённые в методических указаниях.</w:t>
       </w:r>
@@ -2943,6 +2970,7 @@
       </w:pPr>
       <w:r>
         <w:rPr>
+          <w:noProof/>
           <w:lang w:val="en-US"/>
         </w:rPr>
         <w:lastRenderedPageBreak/>
@@ -3052,6 +3080,9 @@
         <w:pStyle w:val="a9"/>
       </w:pPr>
       <w:r>
+        <w:rPr>
+          <w:noProof/>
+        </w:rPr>
         <w:drawing>
           <wp:inline distT="0" distB="0" distL="0" distR="0" wp14:anchorId="653D7A9E" wp14:editId="79BC2A3B">
             <wp:extent cx="5940425" cy="5476875"/>
@@ -3097,27 +3128,20 @@
         <w:t xml:space="preserve">Рисунок 2.3 – </w:t>
       </w:r>
       <w:r>
-        <w:t xml:space="preserve">Годограф Найквиста </w:t>
-      </w:r>
-      <w:r>
-        <w:t>(</w:t>
-      </w:r>
-      <w:r>
-        <w:t>разомкнут</w:t>
-      </w:r>
-      <w:r>
-        <w:t>ая</w:t>
-      </w:r>
-      <w:r>
-        <w:t xml:space="preserve"> систем</w:t>
-      </w:r>
-      <w:r>
-        <w:t>а)</w:t>
-      </w:r>
-    </w:p>
-    <w:p>
-      <w:r>
-        <w:t>Из графика видно, что амплитудно-фазовая характеристика разомкнутой системы не охватывает критическую точку (−1;j0). Следовательно, по критерию Найквиста замкнутая система устойчива. Полученный вывод согласуется с анализом полюсов замкнутой системы и с переходной характеристикой.</w:t>
+        <w:t>Годограф Найквиста (разомкнутая система)</w:t>
+      </w:r>
+    </w:p>
+    <w:p>
+      <w:r>
+        <w:t>Из графика видно, что амплитудно-фазовая характеристика разомкнутой системы не охватывает критическую точку (−</w:t>
+      </w:r>
+      <w:proofErr w:type="gramStart"/>
+      <w:r>
+        <w:t>1;j</w:t>
+      </w:r>
+      <w:proofErr w:type="gramEnd"/>
+      <w:r>
+        <w:t>0). Следовательно, по критерию Найквиста замкнутая система устойчива. Полученный вывод согласуется с анализом полюсов замкнутой системы и с переходной характеристикой.</w:t>
       </w:r>
     </w:p>
     <w:p>
@@ -3144,6 +3168,9 @@
         <w:pStyle w:val="a9"/>
       </w:pPr>
       <w:r>
+        <w:rPr>
+          <w:noProof/>
+        </w:rPr>
         <w:drawing>
           <wp:inline distT="0" distB="0" distL="0" distR="0" wp14:anchorId="364717C3" wp14:editId="034FCA45">
             <wp:extent cx="6046470" cy="3096525"/>
@@ -3208,6 +3235,7 @@
       <w:pPr>
         <w:pStyle w:val="a"/>
       </w:pPr>
+      <w:proofErr w:type="spellStart"/>
       <w:r>
         <w:t>ω</w:t>
       </w:r>
@@ -3217,6 +3245,7 @@
         </w:rPr>
         <w:t>g</w:t>
       </w:r>
+      <w:proofErr w:type="spellEnd"/>
       <w:r>
         <w:rPr>
           <w:vertAlign w:val="subscript"/>
@@ -3235,6 +3264,7 @@
       <w:r>
         <w:t xml:space="preserve"> где </w:t>
       </w:r>
+      <w:proofErr w:type="spellStart"/>
       <w:r>
         <w:t>ω</w:t>
       </w:r>
@@ -3242,7 +3272,14 @@
         <w:rPr>
           <w:vertAlign w:val="subscript"/>
         </w:rPr>
-        <w:t>g​</w:t>
+        <w:t>g</w:t>
+      </w:r>
+      <w:proofErr w:type="spellEnd"/>
+      <w:r>
+        <w:rPr>
+          <w:vertAlign w:val="subscript"/>
+        </w:rPr>
+        <w:t>​</w:t>
       </w:r>
       <w:r>
         <w:t xml:space="preserve"> – частота среза по амплитуде</w:t>
@@ -3302,8 +3339,6 @@
       <w:r>
         <w:t>2</w:t>
       </w:r>
-      <w:bookmarkStart w:id="7" w:name="_GoBack"/>
-      <w:bookmarkEnd w:id="7"/>
       <w:r>
         <w:rPr>
           <w:rFonts w:ascii="Cambria Math" w:hAnsi="Cambria Math" w:cs="Cambria Math"/>
@@ -3340,6 +3375,7 @@
       <w:pPr>
         <w:pStyle w:val="a"/>
       </w:pPr>
+      <w:proofErr w:type="spellStart"/>
       <w:r>
         <w:t>ω</w:t>
       </w:r>
@@ -3349,12 +3385,14 @@
         </w:rPr>
         <w:t>p</w:t>
       </w:r>
+      <w:proofErr w:type="spellEnd"/>
       <w:r>
         <w:t xml:space="preserve">​=0,78 рад/с, </w:t>
       </w:r>
       <w:r>
         <w:t xml:space="preserve">где </w:t>
       </w:r>
+      <w:proofErr w:type="spellStart"/>
       <w:r>
         <w:t>ω</w:t>
       </w:r>
@@ -3362,7 +3400,14 @@
         <w:rPr>
           <w:vertAlign w:val="subscript"/>
         </w:rPr>
-        <w:t>p​</w:t>
+        <w:t>p</w:t>
+      </w:r>
+      <w:proofErr w:type="spellEnd"/>
+      <w:r>
+        <w:rPr>
+          <w:vertAlign w:val="subscript"/>
+        </w:rPr>
+        <w:t>​</w:t>
       </w:r>
       <w:r>
         <w:t xml:space="preserve"> – частота среза по фазе</w:t>
@@ -3455,7 +3500,7 @@
       <w:pPr>
         <w:pStyle w:val="2"/>
       </w:pPr>
-      <w:bookmarkStart w:id="8" w:name="_Toc228289043"/>
+      <w:bookmarkStart w:id="7" w:name="_Toc228289043"/>
       <w:r>
         <w:lastRenderedPageBreak/>
         <w:t xml:space="preserve">2.6 </w:t>
@@ -3463,7 +3508,7 @@
       <w:r>
         <w:t>Построение годографа Михайлова</w:t>
       </w:r>
-      <w:bookmarkEnd w:id="8"/>
+      <w:bookmarkEnd w:id="7"/>
     </w:p>
     <w:p>
       <w:r>
@@ -3661,6 +3706,9 @@
         <w:pStyle w:val="a9"/>
       </w:pPr>
       <w:r>
+        <w:rPr>
+          <w:noProof/>
+        </w:rPr>
         <w:drawing>
           <wp:inline distT="0" distB="0" distL="0" distR="0" wp14:anchorId="2BD47871" wp14:editId="5315C73C">
             <wp:extent cx="3913118" cy="3787140"/>
@@ -3719,6 +3767,9 @@
         <w:jc w:val="center"/>
       </w:pPr>
       <w:r>
+        <w:rPr>
+          <w:noProof/>
+        </w:rPr>
         <w:lastRenderedPageBreak/>
         <w:drawing>
           <wp:inline distT="0" distB="0" distL="0" distR="0" wp14:anchorId="375AB4C2" wp14:editId="52108CDF">
@@ -3762,25 +3813,7 @@
         <w:jc w:val="center"/>
       </w:pPr>
       <w:r>
-        <w:t>Рисунок 2.</w:t>
-      </w:r>
-      <w:r>
-        <w:t>6</w:t>
-      </w:r>
-      <w:r>
-        <w:t xml:space="preserve"> –</w:t>
-      </w:r>
-      <w:r>
-        <w:t xml:space="preserve"> Начало г</w:t>
-      </w:r>
-      <w:r>
-        <w:t>одограф</w:t>
-      </w:r>
-      <w:r>
-        <w:t>а</w:t>
-      </w:r>
-      <w:r>
-        <w:t xml:space="preserve"> Михайлова</w:t>
+        <w:t>Рисунок 2.6 – Начало годографа Михайлова</w:t>
       </w:r>
     </w:p>
     <w:p>
@@ -3789,6 +3822,9 @@
         <w:jc w:val="center"/>
       </w:pPr>
       <w:r>
+        <w:rPr>
+          <w:noProof/>
+        </w:rPr>
         <w:drawing>
           <wp:inline distT="0" distB="0" distL="0" distR="0" wp14:anchorId="3853BA90" wp14:editId="4707BBEB">
             <wp:extent cx="5940425" cy="3161665"/>
@@ -3831,13 +3867,7 @@
         <w:jc w:val="center"/>
       </w:pPr>
       <w:r>
-        <w:t>Рисунок 2.</w:t>
-      </w:r>
-      <w:r>
-        <w:t>7</w:t>
-      </w:r>
-      <w:r>
-        <w:t xml:space="preserve"> – </w:t>
+        <w:t xml:space="preserve">Рисунок 2.7 – </w:t>
       </w:r>
       <w:r>
         <w:t>Конец годографа Михайлова,</w:t>
@@ -3861,7 +3891,7 @@
       <w:pPr>
         <w:pStyle w:val="2"/>
       </w:pPr>
-      <w:bookmarkStart w:id="9" w:name="_Toc228289044"/>
+      <w:bookmarkStart w:id="8" w:name="_Toc228289044"/>
       <w:r>
         <w:lastRenderedPageBreak/>
         <w:t xml:space="preserve">2.7 Определение предельного значения </w:t>
@@ -3879,9 +3909,17 @@
         <w:t>ос</w:t>
       </w:r>
       <w:r>
-        <w:t xml:space="preserve"> по критерию Рауса-Гурвица</w:t>
-      </w:r>
-      <w:bookmarkEnd w:id="9"/>
+        <w:t xml:space="preserve"> по критерию </w:t>
+      </w:r>
+      <w:proofErr w:type="spellStart"/>
+      <w:r>
+        <w:t>Рауса</w:t>
+      </w:r>
+      <w:proofErr w:type="spellEnd"/>
+      <w:r>
+        <w:t>-Гурвица</w:t>
+      </w:r>
+      <w:bookmarkEnd w:id="8"/>
     </w:p>
     <w:p>
       <w:r>
@@ -3890,6 +3928,7 @@
       <w:r>
         <w:t xml:space="preserve"> </w:t>
       </w:r>
+      <w:proofErr w:type="spellStart"/>
       <w:r>
         <w:t>K</w:t>
       </w:r>
@@ -3899,8 +3938,17 @@
         </w:rPr>
         <w:t>ос</w:t>
       </w:r>
-      <w:r>
-        <w:t>​ и определить его предельное значение по критерию Рауса–Гурвица.</w:t>
+      <w:proofErr w:type="spellEnd"/>
+      <w:r>
+        <w:t xml:space="preserve">​ и определить его предельное значение по критерию </w:t>
+      </w:r>
+      <w:proofErr w:type="spellStart"/>
+      <w:r>
+        <w:t>Рауса</w:t>
+      </w:r>
+      <w:proofErr w:type="spellEnd"/>
+      <w:r>
+        <w:t>–Гурвица.</w:t>
       </w:r>
     </w:p>
     <w:p>
@@ -4108,204 +4156,3354 @@
       </m:oMathPara>
     </w:p>
     <w:p>
-      <w:r>
-        <w:t>По критерию Рауса–Гурвица было найдено предельное значение коэффициента обратной связи:</w:t>
+      <w:pPr>
+        <w:rPr>
+          <w:sz w:val="30"/>
+          <w:szCs w:val="22"/>
+        </w:rPr>
+      </w:pPr>
+      <w:r>
+        <w:t>Для</w:t>
       </w:r>
       <w:r>
         <w:t xml:space="preserve"> </w:t>
       </w:r>
       <w:r>
+        <w:t>полинома</w:t>
+      </w:r>
+      <w:r>
+        <w:t xml:space="preserve"> </w:t>
+      </w:r>
+      <w:r>
+        <w:t>четвертого</w:t>
+      </w:r>
+      <w:r>
+        <w:t xml:space="preserve"> </w:t>
+      </w:r>
+      <w:r>
+        <w:t>порядка</w:t>
+      </w:r>
+      <w:r>
+        <w:t xml:space="preserve"> </w:t>
+      </w:r>
+      <w:r>
         <w:rPr>
           <w:lang w:val="en-US"/>
         </w:rPr>
+        <w:t>a</w:t>
+      </w:r>
+      <w:r>
+        <w:rPr>
+          <w:vertAlign w:val="subscript"/>
+        </w:rPr>
+        <w:t>4</w:t>
+      </w:r>
+      <w:r>
+        <w:rPr>
+          <w:lang w:val="en-US"/>
+        </w:rPr>
+        <w:t>s</w:t>
+      </w:r>
+      <w:r>
+        <w:rPr>
+          <w:vertAlign w:val="superscript"/>
+        </w:rPr>
+        <w:t>4</w:t>
+      </w:r>
+      <w:r>
+        <w:t>+</w:t>
+      </w:r>
+      <w:r>
+        <w:rPr>
+          <w:lang w:val="en-US"/>
+        </w:rPr>
+        <w:t>a</w:t>
+      </w:r>
+      <w:r>
+        <w:rPr>
+          <w:vertAlign w:val="subscript"/>
+        </w:rPr>
+        <w:t>3</w:t>
+      </w:r>
+      <w:r>
+        <w:rPr>
+          <w:lang w:val="en-US"/>
+        </w:rPr>
+        <w:t>s</w:t>
+      </w:r>
+      <w:r>
+        <w:rPr>
+          <w:vertAlign w:val="superscript"/>
+        </w:rPr>
+        <w:t>3</w:t>
+      </w:r>
+      <w:r>
+        <w:t xml:space="preserve">+ </w:t>
+      </w:r>
+      <w:r>
+        <w:rPr>
+          <w:lang w:val="en-US"/>
+        </w:rPr>
+        <w:t>a</w:t>
+      </w:r>
+      <w:r>
+        <w:rPr>
+          <w:vertAlign w:val="subscript"/>
+        </w:rPr>
+        <w:t>2</w:t>
+      </w:r>
+      <w:r>
+        <w:rPr>
+          <w:lang w:val="en-US"/>
+        </w:rPr>
+        <w:t>s</w:t>
+      </w:r>
+      <w:r>
+        <w:rPr>
+          <w:vertAlign w:val="superscript"/>
+        </w:rPr>
+        <w:t>2</w:t>
+      </w:r>
+      <w:r>
+        <w:t>+</w:t>
+      </w:r>
+      <w:r>
+        <w:rPr>
+          <w:lang w:val="en-US"/>
+        </w:rPr>
+        <w:t>a</w:t>
+      </w:r>
+      <w:r>
+        <w:rPr>
+          <w:vertAlign w:val="subscript"/>
+        </w:rPr>
+        <w:t>1</w:t>
+      </w:r>
+      <w:r>
+        <w:rPr>
+          <w:lang w:val="en-US"/>
+        </w:rPr>
+        <w:t>s</w:t>
+      </w:r>
+      <w:r>
+        <w:t>+</w:t>
+      </w:r>
+      <w:r>
+        <w:rPr>
+          <w:lang w:val="en-US"/>
+        </w:rPr>
+        <w:t>a</w:t>
+      </w:r>
+      <w:r>
+        <w:rPr>
+          <w:vertAlign w:val="subscript"/>
+        </w:rPr>
+        <w:t>0</w:t>
+      </w:r>
+      <w:r>
+        <w:t xml:space="preserve"> к</w:t>
+      </w:r>
+      <w:r>
+        <w:t xml:space="preserve">ритерий </w:t>
+      </w:r>
+      <w:proofErr w:type="spellStart"/>
+      <w:r>
+        <w:t>Рауса</w:t>
+      </w:r>
+      <w:proofErr w:type="spellEnd"/>
+      <w:r>
+        <w:t>–Гурвица требует положительности коэффициентов характеристического полинома и положительности главных миноров определителя Гурвица. Для рассматриваемой системы коэффициенты имеют значения:</w:t>
+      </w:r>
+      <w:r>
+        <w:t xml:space="preserve"> </w:t>
+      </w:r>
+      <w:r>
+        <w:rPr>
+          <w:lang w:val="en-US"/>
+        </w:rPr>
+        <w:t>a</w:t>
+      </w:r>
+      <w:r>
+        <w:rPr>
+          <w:vertAlign w:val="subscript"/>
+        </w:rPr>
+        <w:t>0</w:t>
+      </w:r>
+      <w:r>
+        <w:t xml:space="preserve">=0,00076, </w:t>
+      </w:r>
+      <w:r>
+        <w:rPr>
+          <w:lang w:val="en-US"/>
+        </w:rPr>
+        <w:t>a</w:t>
+      </w:r>
+      <w:r>
+        <w:rPr>
+          <w:vertAlign w:val="subscript"/>
+        </w:rPr>
+        <w:t>1</w:t>
+      </w:r>
+      <w:r>
+        <w:t xml:space="preserve">=0,04532, </w:t>
+      </w:r>
+      <w:r>
+        <w:rPr>
+          <w:lang w:val="en-US"/>
+        </w:rPr>
+        <w:t>a</w:t>
+      </w:r>
+      <w:r>
+        <w:rPr>
+          <w:vertAlign w:val="subscript"/>
+        </w:rPr>
+        <w:t>2</w:t>
+      </w:r>
+      <w:r>
+        <w:t xml:space="preserve">=0,3876, </w:t>
+      </w:r>
+      <w:r>
+        <w:rPr>
+          <w:lang w:val="en-US"/>
+        </w:rPr>
+        <w:t>a</w:t>
+      </w:r>
+      <w:r>
+        <w:rPr>
+          <w:sz w:val="30"/>
+          <w:szCs w:val="22"/>
+          <w:vertAlign w:val="subscript"/>
+        </w:rPr>
+        <w:t>3</w:t>
+      </w:r>
+      <w:r>
+        <w:rPr>
+          <w:sz w:val="30"/>
+          <w:szCs w:val="22"/>
+        </w:rPr>
+        <w:t xml:space="preserve">=1,1, </w:t>
+      </w:r>
+      <w:r>
+        <w:rPr>
+          <w:sz w:val="30"/>
+          <w:szCs w:val="22"/>
+          <w:lang w:val="en-US"/>
+        </w:rPr>
+        <w:t>a</w:t>
+      </w:r>
+      <w:r>
+        <w:rPr>
+          <w:sz w:val="30"/>
+          <w:szCs w:val="22"/>
+          <w:vertAlign w:val="subscript"/>
+        </w:rPr>
+        <w:t>4</w:t>
+      </w:r>
+      <w:r>
+        <w:rPr>
+          <w:sz w:val="30"/>
+          <w:szCs w:val="22"/>
+        </w:rPr>
+        <w:t>=1+12,4</w:t>
+      </w:r>
+      <m:oMath>
+        <m:r>
+          <w:rPr>
+            <w:rFonts w:ascii="Cambria Math" w:eastAsiaTheme="minorEastAsia" w:hAnsi="Cambria Math"/>
+          </w:rPr>
+          <m:t xml:space="preserve"> </m:t>
+        </m:r>
+        <m:r>
+          <w:rPr>
+            <w:rFonts w:ascii="Cambria Math" w:eastAsiaTheme="minorEastAsia" w:hAnsi="Cambria Math"/>
+            <w:lang w:val="en-US"/>
+          </w:rPr>
+          <m:t>Koc</m:t>
+        </m:r>
+      </m:oMath>
+      <w:r>
+        <w:rPr>
+          <w:sz w:val="30"/>
+          <w:szCs w:val="22"/>
+        </w:rPr>
+        <w:t>.</w:t>
+      </w:r>
+    </w:p>
+    <w:p>
+      <w:pPr>
+        <w:rPr>
+          <w:sz w:val="30"/>
+          <w:szCs w:val="22"/>
+        </w:rPr>
+      </w:pPr>
+      <w:r>
+        <w:rPr>
+          <w:sz w:val="30"/>
+          <w:szCs w:val="22"/>
+        </w:rPr>
+        <w:t>Определитель Гурвица 4-ого порядка равен</w:t>
+      </w:r>
+      <w:r>
+        <w:rPr>
+          <w:sz w:val="30"/>
+          <w:szCs w:val="22"/>
+        </w:rPr>
+        <w:t>:</w:t>
+      </w:r>
+    </w:p>
+    <w:p>
+      <w:pPr>
+        <w:rPr>
+          <w:rFonts w:eastAsiaTheme="minorEastAsia"/>
+          <w:iCs/>
+          <w:lang w:val="en-US"/>
+        </w:rPr>
+      </w:pPr>
+      <m:oMathPara>
+        <m:oMath>
+          <m:sSub>
+            <m:sSubPr>
+              <m:ctrlPr>
+                <w:rPr>
+                  <w:rFonts w:ascii="Cambria Math" w:eastAsiaTheme="minorEastAsia" w:hAnsi="Cambria Math" w:cstheme="minorBidi"/>
+                  <w:iCs/>
+                  <w:kern w:val="2"/>
+                  <w:sz w:val="22"/>
+                  <w:szCs w:val="22"/>
+                  <w:lang w:val="en-US" w:eastAsia="en-US"/>
+                  <w14:ligatures w14:val="standardContextual"/>
+                </w:rPr>
+              </m:ctrlPr>
+            </m:sSubPr>
+            <m:e>
+              <m:r>
+                <m:rPr>
+                  <m:sty m:val="p"/>
+                </m:rPr>
+                <w:rPr>
+                  <w:rFonts w:ascii="Cambria Math" w:eastAsiaTheme="minorEastAsia" w:hAnsi="Cambria Math"/>
+                  <w:lang w:val="en-US"/>
+                </w:rPr>
+                <m:t>Δ</m:t>
+              </m:r>
+            </m:e>
+            <m:sub>
+              <m:r>
+                <w:rPr>
+                  <w:rFonts w:ascii="Cambria Math" w:eastAsiaTheme="minorEastAsia" w:hAnsi="Cambria Math"/>
+                  <w:lang w:val="en-US"/>
+                </w:rPr>
+                <m:t>4</m:t>
+              </m:r>
+            </m:sub>
+          </m:sSub>
+          <m:r>
+            <w:rPr>
+              <w:rFonts w:ascii="Cambria Math" w:eastAsiaTheme="minorEastAsia" w:hAnsi="Cambria Math"/>
+              <w:lang w:val="en-US"/>
+            </w:rPr>
+            <m:t>=</m:t>
+          </m:r>
+          <m:d>
+            <m:dPr>
+              <m:begChr m:val="["/>
+              <m:endChr m:val="]"/>
+              <m:ctrlPr>
+                <w:rPr>
+                  <w:rFonts w:ascii="Cambria Math" w:eastAsiaTheme="minorEastAsia" w:hAnsi="Cambria Math" w:cstheme="minorBidi"/>
+                  <w:i/>
+                  <w:iCs/>
+                  <w:kern w:val="2"/>
+                  <w:sz w:val="22"/>
+                  <w:szCs w:val="22"/>
+                  <w:lang w:val="en-US" w:eastAsia="en-US"/>
+                  <w14:ligatures w14:val="standardContextual"/>
+                </w:rPr>
+              </m:ctrlPr>
+            </m:dPr>
+            <m:e>
+              <m:m>
+                <m:mPr>
+                  <m:mcs>
+                    <m:mc>
+                      <m:mcPr>
+                        <m:count m:val="2"/>
+                        <m:mcJc m:val="center"/>
+                      </m:mcPr>
+                    </m:mc>
+                  </m:mcs>
+                  <m:ctrlPr>
+                    <w:rPr>
+                      <w:rFonts w:ascii="Cambria Math" w:eastAsiaTheme="minorEastAsia" w:hAnsi="Cambria Math" w:cstheme="minorBidi"/>
+                      <w:i/>
+                      <w:iCs/>
+                      <w:kern w:val="2"/>
+                      <w:sz w:val="22"/>
+                      <w:szCs w:val="22"/>
+                      <w:lang w:val="en-US" w:eastAsia="en-US"/>
+                      <w14:ligatures w14:val="standardContextual"/>
+                    </w:rPr>
+                  </m:ctrlPr>
+                </m:mPr>
+                <m:mr>
+                  <m:e>
+                    <m:m>
+                      <m:mPr>
+                        <m:mcs>
+                          <m:mc>
+                            <m:mcPr>
+                              <m:count m:val="2"/>
+                              <m:mcJc m:val="center"/>
+                            </m:mcPr>
+                          </m:mc>
+                        </m:mcs>
+                        <m:ctrlPr>
+                          <w:rPr>
+                            <w:rFonts w:ascii="Cambria Math" w:eastAsiaTheme="minorEastAsia" w:hAnsi="Cambria Math" w:cstheme="minorBidi"/>
+                            <w:i/>
+                            <w:iCs/>
+                            <w:kern w:val="2"/>
+                            <w:sz w:val="22"/>
+                            <w:szCs w:val="22"/>
+                            <w:lang w:val="en-US" w:eastAsia="en-US"/>
+                            <w14:ligatures w14:val="standardContextual"/>
+                          </w:rPr>
+                        </m:ctrlPr>
+                      </m:mPr>
+                      <m:mr>
+                        <m:e>
+                          <m:r>
+                            <w:rPr>
+                              <w:rFonts w:ascii="Cambria Math" w:eastAsiaTheme="minorEastAsia" w:hAnsi="Cambria Math"/>
+                              <w:lang w:val="en-US"/>
+                            </w:rPr>
+                            <m:t>0</m:t>
+                          </m:r>
+                          <m:r>
+                            <w:rPr>
+                              <w:rFonts w:ascii="Cambria Math" w:eastAsiaTheme="minorEastAsia" w:hAnsi="Cambria Math"/>
+                            </w:rPr>
+                            <m:t>.045</m:t>
+                          </m:r>
+                        </m:e>
+                        <m:e>
+                          <m:r>
+                            <w:rPr>
+                              <w:rFonts w:ascii="Cambria Math" w:eastAsiaTheme="minorEastAsia" w:hAnsi="Cambria Math"/>
+                              <w:lang w:val="en-US"/>
+                            </w:rPr>
+                            <m:t>1</m:t>
+                          </m:r>
+                          <m:r>
+                            <w:rPr>
+                              <w:rFonts w:ascii="Cambria Math" w:eastAsiaTheme="minorEastAsia" w:hAnsi="Cambria Math"/>
+                            </w:rPr>
+                            <m:t>.1</m:t>
+                          </m:r>
+                        </m:e>
+                      </m:mr>
+                      <m:mr>
+                        <m:e>
+                          <m:r>
+                            <w:rPr>
+                              <w:rFonts w:ascii="Cambria Math" w:eastAsiaTheme="minorEastAsia" w:hAnsi="Cambria Math"/>
+                              <w:lang w:val="en-US"/>
+                            </w:rPr>
+                            <m:t>0</m:t>
+                          </m:r>
+                          <m:r>
+                            <w:rPr>
+                              <w:rFonts w:ascii="Cambria Math" w:eastAsiaTheme="minorEastAsia" w:hAnsi="Cambria Math"/>
+                            </w:rPr>
+                            <m:t>.00076</m:t>
+                          </m:r>
+                        </m:e>
+                        <m:e>
+                          <m:r>
+                            <w:rPr>
+                              <w:rFonts w:ascii="Cambria Math" w:eastAsiaTheme="minorEastAsia" w:hAnsi="Cambria Math"/>
+                              <w:lang w:val="en-US"/>
+                            </w:rPr>
+                            <m:t>0</m:t>
+                          </m:r>
+                          <m:r>
+                            <w:rPr>
+                              <w:rFonts w:ascii="Cambria Math" w:eastAsiaTheme="minorEastAsia" w:hAnsi="Cambria Math"/>
+                            </w:rPr>
+                            <m:t>.387</m:t>
+                          </m:r>
+                        </m:e>
+                      </m:mr>
+                    </m:m>
+                  </m:e>
+                  <m:e>
+                    <m:m>
+                      <m:mPr>
+                        <m:mcs>
+                          <m:mc>
+                            <m:mcPr>
+                              <m:count m:val="2"/>
+                              <m:mcJc m:val="center"/>
+                            </m:mcPr>
+                          </m:mc>
+                        </m:mcs>
+                        <m:ctrlPr>
+                          <w:rPr>
+                            <w:rFonts w:ascii="Cambria Math" w:eastAsiaTheme="minorEastAsia" w:hAnsi="Cambria Math" w:cstheme="minorBidi"/>
+                            <w:i/>
+                            <w:iCs/>
+                            <w:kern w:val="2"/>
+                            <w:sz w:val="22"/>
+                            <w:szCs w:val="22"/>
+                            <w:lang w:val="en-US" w:eastAsia="en-US"/>
+                            <w14:ligatures w14:val="standardContextual"/>
+                          </w:rPr>
+                        </m:ctrlPr>
+                      </m:mPr>
+                      <m:mr>
+                        <m:e>
+                          <m:r>
+                            <w:rPr>
+                              <w:rFonts w:ascii="Cambria Math" w:eastAsiaTheme="minorEastAsia" w:hAnsi="Cambria Math"/>
+                              <w:lang w:val="en-US"/>
+                            </w:rPr>
+                            <m:t>0</m:t>
+                          </m:r>
+                        </m:e>
+                        <m:e>
+                          <m:r>
+                            <w:rPr>
+                              <w:rFonts w:ascii="Cambria Math" w:eastAsiaTheme="minorEastAsia" w:hAnsi="Cambria Math"/>
+                              <w:lang w:val="en-US"/>
+                            </w:rPr>
+                            <m:t>0</m:t>
+                          </m:r>
+                        </m:e>
+                      </m:mr>
+                      <m:mr>
+                        <m:e>
+                          <m:r>
+                            <w:rPr>
+                              <w:rFonts w:ascii="Cambria Math" w:eastAsiaTheme="minorEastAsia" w:hAnsi="Cambria Math"/>
+                              <w:lang w:val="en-US"/>
+                            </w:rPr>
+                            <m:t>1</m:t>
+                          </m:r>
+                          <m:r>
+                            <w:rPr>
+                              <w:rFonts w:ascii="Cambria Math" w:eastAsiaTheme="minorEastAsia" w:hAnsi="Cambria Math"/>
+                            </w:rPr>
+                            <m:t>+12.4</m:t>
+                          </m:r>
+                          <m:r>
+                            <w:rPr>
+                              <w:rFonts w:ascii="Cambria Math" w:eastAsiaTheme="minorEastAsia" w:hAnsi="Cambria Math"/>
+                              <w:lang w:val="en-US"/>
+                            </w:rPr>
+                            <m:t>Koc</m:t>
+                          </m:r>
+                        </m:e>
+                        <m:e>
+                          <m:r>
+                            <w:rPr>
+                              <w:rFonts w:ascii="Cambria Math" w:eastAsiaTheme="minorEastAsia" w:hAnsi="Cambria Math"/>
+                              <w:lang w:val="en-US"/>
+                            </w:rPr>
+                            <m:t>0</m:t>
+                          </m:r>
+                        </m:e>
+                      </m:mr>
+                    </m:m>
+                  </m:e>
+                </m:mr>
+                <m:mr>
+                  <m:e>
+                    <m:m>
+                      <m:mPr>
+                        <m:mcs>
+                          <m:mc>
+                            <m:mcPr>
+                              <m:count m:val="2"/>
+                              <m:mcJc m:val="center"/>
+                            </m:mcPr>
+                          </m:mc>
+                        </m:mcs>
+                        <m:ctrlPr>
+                          <w:rPr>
+                            <w:rFonts w:ascii="Cambria Math" w:eastAsiaTheme="minorEastAsia" w:hAnsi="Cambria Math" w:cstheme="minorBidi"/>
+                            <w:i/>
+                            <w:iCs/>
+                            <w:kern w:val="2"/>
+                            <w:sz w:val="22"/>
+                            <w:szCs w:val="22"/>
+                            <w:lang w:val="en-US" w:eastAsia="en-US"/>
+                            <w14:ligatures w14:val="standardContextual"/>
+                          </w:rPr>
+                        </m:ctrlPr>
+                      </m:mPr>
+                      <m:mr>
+                        <m:e>
+                          <m:r>
+                            <w:rPr>
+                              <w:rFonts w:ascii="Cambria Math" w:eastAsiaTheme="minorEastAsia" w:hAnsi="Cambria Math"/>
+                              <w:lang w:val="en-US"/>
+                            </w:rPr>
+                            <m:t>0</m:t>
+                          </m:r>
+                        </m:e>
+                        <m:e>
+                          <m:r>
+                            <w:rPr>
+                              <w:rFonts w:ascii="Cambria Math" w:eastAsiaTheme="minorEastAsia" w:hAnsi="Cambria Math"/>
+                              <w:lang w:val="en-US"/>
+                            </w:rPr>
+                            <m:t>0</m:t>
+                          </m:r>
+                          <m:r>
+                            <w:rPr>
+                              <w:rFonts w:ascii="Cambria Math" w:eastAsiaTheme="minorEastAsia" w:hAnsi="Cambria Math"/>
+                            </w:rPr>
+                            <m:t>.045</m:t>
+                          </m:r>
+                        </m:e>
+                      </m:mr>
+                      <m:mr>
+                        <m:e>
+                          <m:r>
+                            <w:rPr>
+                              <w:rFonts w:ascii="Cambria Math" w:eastAsiaTheme="minorEastAsia" w:hAnsi="Cambria Math"/>
+                              <w:lang w:val="en-US"/>
+                            </w:rPr>
+                            <m:t>0</m:t>
+                          </m:r>
+                        </m:e>
+                        <m:e>
+                          <m:r>
+                            <w:rPr>
+                              <w:rFonts w:ascii="Cambria Math" w:eastAsiaTheme="minorEastAsia" w:hAnsi="Cambria Math"/>
+                              <w:lang w:val="en-US"/>
+                            </w:rPr>
+                            <m:t>0</m:t>
+                          </m:r>
+                          <m:r>
+                            <w:rPr>
+                              <w:rFonts w:ascii="Cambria Math" w:eastAsiaTheme="minorEastAsia" w:hAnsi="Cambria Math"/>
+                            </w:rPr>
+                            <m:t>.00076</m:t>
+                          </m:r>
+                        </m:e>
+                      </m:mr>
+                    </m:m>
+                  </m:e>
+                  <m:e>
+                    <m:m>
+                      <m:mPr>
+                        <m:mcs>
+                          <m:mc>
+                            <m:mcPr>
+                              <m:count m:val="2"/>
+                              <m:mcJc m:val="center"/>
+                            </m:mcPr>
+                          </m:mc>
+                        </m:mcs>
+                        <m:ctrlPr>
+                          <w:rPr>
+                            <w:rFonts w:ascii="Cambria Math" w:eastAsiaTheme="minorEastAsia" w:hAnsi="Cambria Math" w:cstheme="minorBidi"/>
+                            <w:i/>
+                            <w:iCs/>
+                            <w:kern w:val="2"/>
+                            <w:sz w:val="22"/>
+                            <w:szCs w:val="22"/>
+                            <w:lang w:val="en-US" w:eastAsia="en-US"/>
+                            <w14:ligatures w14:val="standardContextual"/>
+                          </w:rPr>
+                        </m:ctrlPr>
+                      </m:mPr>
+                      <m:mr>
+                        <m:e>
+                          <m:r>
+                            <w:rPr>
+                              <w:rFonts w:ascii="Cambria Math" w:eastAsiaTheme="minorEastAsia" w:hAnsi="Cambria Math"/>
+                              <w:lang w:val="en-US"/>
+                            </w:rPr>
+                            <m:t>1</m:t>
+                          </m:r>
+                          <m:r>
+                            <w:rPr>
+                              <w:rFonts w:ascii="Cambria Math" w:eastAsiaTheme="minorEastAsia" w:hAnsi="Cambria Math"/>
+                            </w:rPr>
+                            <m:t>.1</m:t>
+                          </m:r>
+                        </m:e>
+                        <m:e>
+                          <m:r>
+                            <w:rPr>
+                              <w:rFonts w:ascii="Cambria Math" w:eastAsiaTheme="minorEastAsia" w:hAnsi="Cambria Math"/>
+                              <w:lang w:val="en-US"/>
+                            </w:rPr>
+                            <m:t>0</m:t>
+                          </m:r>
+                        </m:e>
+                      </m:mr>
+                      <m:mr>
+                        <m:e>
+                          <m:r>
+                            <w:rPr>
+                              <w:rFonts w:ascii="Cambria Math" w:eastAsiaTheme="minorEastAsia" w:hAnsi="Cambria Math"/>
+                              <w:lang w:val="en-US"/>
+                            </w:rPr>
+                            <m:t>0</m:t>
+                          </m:r>
+                          <m:r>
+                            <w:rPr>
+                              <w:rFonts w:ascii="Cambria Math" w:eastAsiaTheme="minorEastAsia" w:hAnsi="Cambria Math"/>
+                            </w:rPr>
+                            <m:t>.387</m:t>
+                          </m:r>
+                        </m:e>
+                        <m:e>
+                          <m:r>
+                            <w:rPr>
+                              <w:rFonts w:ascii="Cambria Math" w:eastAsiaTheme="minorEastAsia" w:hAnsi="Cambria Math"/>
+                              <w:lang w:val="en-US"/>
+                            </w:rPr>
+                            <m:t>1</m:t>
+                          </m:r>
+                          <m:r>
+                            <w:rPr>
+                              <w:rFonts w:ascii="Cambria Math" w:eastAsiaTheme="minorEastAsia" w:hAnsi="Cambria Math"/>
+                            </w:rPr>
+                            <m:t>+12.4</m:t>
+                          </m:r>
+                          <m:r>
+                            <w:rPr>
+                              <w:rFonts w:ascii="Cambria Math" w:eastAsiaTheme="minorEastAsia" w:hAnsi="Cambria Math"/>
+                              <w:lang w:val="en-US"/>
+                            </w:rPr>
+                            <m:t>Koc</m:t>
+                          </m:r>
+                        </m:e>
+                      </m:mr>
+                    </m:m>
+                  </m:e>
+                </m:mr>
+              </m:m>
+            </m:e>
+          </m:d>
+        </m:oMath>
+      </m:oMathPara>
+    </w:p>
+    <w:p>
+      <w:pPr>
+        <w:rPr>
+          <w:rFonts w:eastAsiaTheme="minorEastAsia"/>
+          <w:iCs/>
+        </w:rPr>
+      </w:pPr>
+      <w:r>
+        <w:rPr>
+          <w:sz w:val="30"/>
+          <w:szCs w:val="22"/>
+        </w:rPr>
+        <w:t>Условие устойчивости</w:t>
+      </w:r>
+      <w:r>
+        <w:rPr>
+          <w:sz w:val="30"/>
+          <w:szCs w:val="22"/>
+        </w:rPr>
+        <w:t xml:space="preserve">: </w:t>
+      </w:r>
+      <w:r>
+        <w:rPr>
+          <w:rFonts w:eastAsiaTheme="minorEastAsia"/>
+          <w:iCs/>
+        </w:rPr>
+        <w:t>м</w:t>
+      </w:r>
+      <w:r>
+        <w:rPr>
+          <w:rFonts w:eastAsiaTheme="minorEastAsia"/>
+          <w:iCs/>
+        </w:rPr>
+        <w:t>иноры</w:t>
+      </w:r>
+      <w:r>
+        <w:rPr>
+          <w:rFonts w:eastAsiaTheme="minorEastAsia"/>
+          <w:iCs/>
+        </w:rPr>
+        <w:t xml:space="preserve"> должны быть положительными </w:t>
+      </w:r>
+    </w:p>
+    <w:p>
+      <w:pPr>
+        <w:ind w:firstLine="0"/>
+        <w:jc w:val="center"/>
+        <w:rPr>
+          <w:rFonts w:eastAsiaTheme="minorEastAsia"/>
+          <w:iCs/>
+        </w:rPr>
+      </w:pPr>
+      <m:oMath>
+        <m:sSub>
+          <m:sSubPr>
+            <m:ctrlPr>
+              <w:rPr>
+                <w:rFonts w:ascii="Cambria Math" w:eastAsiaTheme="minorEastAsia" w:hAnsi="Cambria Math" w:cstheme="minorBidi"/>
+                <w:iCs/>
+                <w:kern w:val="2"/>
+                <w:sz w:val="22"/>
+                <w:szCs w:val="22"/>
+                <w:lang w:val="en-US" w:eastAsia="en-US"/>
+                <w14:ligatures w14:val="standardContextual"/>
+              </w:rPr>
+            </m:ctrlPr>
+          </m:sSubPr>
+          <m:e>
+            <m:r>
+              <m:rPr>
+                <m:sty m:val="p"/>
+              </m:rPr>
+              <w:rPr>
+                <w:rFonts w:ascii="Cambria Math" w:eastAsiaTheme="minorEastAsia" w:hAnsi="Cambria Math"/>
+                <w:lang w:val="en-US"/>
+              </w:rPr>
+              <m:t>Δ</m:t>
+            </m:r>
+          </m:e>
+          <m:sub>
+            <m:r>
+              <w:rPr>
+                <w:rFonts w:ascii="Cambria Math" w:eastAsiaTheme="minorEastAsia" w:hAnsi="Cambria Math"/>
+              </w:rPr>
+              <m:t>1</m:t>
+            </m:r>
+          </m:sub>
+        </m:sSub>
+        <m:r>
+          <w:rPr>
+            <w:rFonts w:ascii="Cambria Math" w:eastAsiaTheme="minorEastAsia" w:hAnsi="Cambria Math"/>
+          </w:rPr>
+          <m:t xml:space="preserve">&gt;0, </m:t>
+        </m:r>
+        <m:sSub>
+          <m:sSubPr>
+            <m:ctrlPr>
+              <w:rPr>
+                <w:rFonts w:ascii="Cambria Math" w:eastAsiaTheme="minorEastAsia" w:hAnsi="Cambria Math" w:cstheme="minorBidi"/>
+                <w:iCs/>
+                <w:kern w:val="2"/>
+                <w:sz w:val="22"/>
+                <w:szCs w:val="22"/>
+                <w:lang w:val="en-US" w:eastAsia="en-US"/>
+                <w14:ligatures w14:val="standardContextual"/>
+              </w:rPr>
+            </m:ctrlPr>
+          </m:sSubPr>
+          <m:e>
+            <m:r>
+              <m:rPr>
+                <m:sty m:val="p"/>
+              </m:rPr>
+              <w:rPr>
+                <w:rFonts w:ascii="Cambria Math" w:eastAsiaTheme="minorEastAsia" w:hAnsi="Cambria Math"/>
+                <w:lang w:val="en-US"/>
+              </w:rPr>
+              <m:t>Δ</m:t>
+            </m:r>
+          </m:e>
+          <m:sub>
+            <m:r>
+              <w:rPr>
+                <w:rFonts w:ascii="Cambria Math" w:eastAsiaTheme="minorEastAsia" w:hAnsi="Cambria Math"/>
+              </w:rPr>
+              <m:t>2</m:t>
+            </m:r>
+          </m:sub>
+        </m:sSub>
+        <m:r>
+          <w:rPr>
+            <w:rFonts w:ascii="Cambria Math" w:eastAsiaTheme="minorEastAsia" w:hAnsi="Cambria Math"/>
+          </w:rPr>
+          <m:t xml:space="preserve">&gt;0, </m:t>
+        </m:r>
+        <m:sSub>
+          <m:sSubPr>
+            <m:ctrlPr>
+              <w:rPr>
+                <w:rFonts w:ascii="Cambria Math" w:eastAsiaTheme="minorEastAsia" w:hAnsi="Cambria Math" w:cstheme="minorBidi"/>
+                <w:iCs/>
+                <w:kern w:val="2"/>
+                <w:sz w:val="22"/>
+                <w:szCs w:val="22"/>
+                <w:lang w:val="en-US" w:eastAsia="en-US"/>
+                <w14:ligatures w14:val="standardContextual"/>
+              </w:rPr>
+            </m:ctrlPr>
+          </m:sSubPr>
+          <m:e>
+            <m:r>
+              <m:rPr>
+                <m:sty m:val="p"/>
+              </m:rPr>
+              <w:rPr>
+                <w:rFonts w:ascii="Cambria Math" w:eastAsiaTheme="minorEastAsia" w:hAnsi="Cambria Math"/>
+                <w:lang w:val="en-US"/>
+              </w:rPr>
+              <m:t>Δ</m:t>
+            </m:r>
+          </m:e>
+          <m:sub>
+            <m:r>
+              <w:rPr>
+                <w:rFonts w:ascii="Cambria Math" w:eastAsiaTheme="minorEastAsia" w:hAnsi="Cambria Math"/>
+              </w:rPr>
+              <m:t>3</m:t>
+            </m:r>
+          </m:sub>
+        </m:sSub>
+        <m:r>
+          <w:rPr>
+            <w:rFonts w:ascii="Cambria Math" w:eastAsiaTheme="minorEastAsia" w:hAnsi="Cambria Math"/>
+          </w:rPr>
+          <m:t xml:space="preserve">&gt;0, </m:t>
+        </m:r>
+        <m:sSub>
+          <m:sSubPr>
+            <m:ctrlPr>
+              <w:rPr>
+                <w:rFonts w:ascii="Cambria Math" w:eastAsiaTheme="minorEastAsia" w:hAnsi="Cambria Math" w:cstheme="minorBidi"/>
+                <w:iCs/>
+                <w:kern w:val="2"/>
+                <w:sz w:val="22"/>
+                <w:szCs w:val="22"/>
+                <w:lang w:val="en-US" w:eastAsia="en-US"/>
+                <w14:ligatures w14:val="standardContextual"/>
+              </w:rPr>
+            </m:ctrlPr>
+          </m:sSubPr>
+          <m:e>
+            <m:r>
+              <m:rPr>
+                <m:sty m:val="p"/>
+              </m:rPr>
+              <w:rPr>
+                <w:rFonts w:ascii="Cambria Math" w:eastAsiaTheme="minorEastAsia" w:hAnsi="Cambria Math"/>
+                <w:lang w:val="en-US"/>
+              </w:rPr>
+              <m:t>Δ</m:t>
+            </m:r>
+          </m:e>
+          <m:sub>
+            <m:r>
+              <w:rPr>
+                <w:rFonts w:ascii="Cambria Math" w:eastAsiaTheme="minorEastAsia" w:hAnsi="Cambria Math"/>
+              </w:rPr>
+              <m:t>4</m:t>
+            </m:r>
+          </m:sub>
+        </m:sSub>
+        <m:r>
+          <w:rPr>
+            <w:rFonts w:ascii="Cambria Math" w:eastAsiaTheme="minorEastAsia" w:hAnsi="Cambria Math"/>
+          </w:rPr>
+          <m:t>&gt;0</m:t>
+        </m:r>
+      </m:oMath>
+      <w:r>
+        <w:rPr>
+          <w:rFonts w:eastAsiaTheme="minorEastAsia"/>
+          <w:iCs/>
+        </w:rPr>
+        <w:t>.</w:t>
+      </w:r>
+    </w:p>
+    <w:p>
+      <w:pPr>
+        <w:rPr>
+          <w:rFonts w:eastAsiaTheme="minorEastAsia"/>
+          <w:iCs/>
+        </w:rPr>
+      </w:pPr>
+      <w:r>
+        <w:rPr>
+          <w:rFonts w:eastAsiaTheme="minorEastAsia"/>
+          <w:iCs/>
+        </w:rPr>
+        <w:t>1</w:t>
+      </w:r>
+      <w:r>
+        <w:rPr>
+          <w:rFonts w:eastAsiaTheme="minorEastAsia"/>
+          <w:iCs/>
+        </w:rPr>
+        <w:t xml:space="preserve"> минор</w:t>
+      </w:r>
+      <w:r>
+        <w:rPr>
+          <w:rFonts w:eastAsiaTheme="minorEastAsia"/>
+          <w:iCs/>
+        </w:rPr>
+        <w:t>:</w:t>
+      </w:r>
+    </w:p>
+    <w:p>
+      <w:pPr>
+        <w:rPr>
+          <w:rFonts w:eastAsiaTheme="minorEastAsia"/>
+          <w:iCs/>
+        </w:rPr>
+      </w:pPr>
+      <m:oMath>
+        <m:sSub>
+          <m:sSubPr>
+            <m:ctrlPr>
+              <w:rPr>
+                <w:rFonts w:ascii="Cambria Math" w:eastAsiaTheme="minorEastAsia" w:hAnsi="Cambria Math" w:cstheme="minorBidi"/>
+                <w:iCs/>
+                <w:kern w:val="2"/>
+                <w:sz w:val="22"/>
+                <w:szCs w:val="22"/>
+                <w:lang w:val="en-US" w:eastAsia="en-US"/>
+                <w14:ligatures w14:val="standardContextual"/>
+              </w:rPr>
+            </m:ctrlPr>
+          </m:sSubPr>
+          <m:e>
+            <m:r>
+              <m:rPr>
+                <m:sty m:val="p"/>
+              </m:rPr>
+              <w:rPr>
+                <w:rFonts w:ascii="Cambria Math" w:eastAsiaTheme="minorEastAsia" w:hAnsi="Cambria Math"/>
+                <w:lang w:val="en-US"/>
+              </w:rPr>
+              <m:t>Δ</m:t>
+            </m:r>
+          </m:e>
+          <m:sub>
+            <m:r>
+              <w:rPr>
+                <w:rFonts w:ascii="Cambria Math" w:eastAsiaTheme="minorEastAsia" w:hAnsi="Cambria Math"/>
+              </w:rPr>
+              <m:t>1</m:t>
+            </m:r>
+          </m:sub>
+        </m:sSub>
+        <m:r>
+          <w:rPr>
+            <w:rFonts w:ascii="Cambria Math" w:eastAsiaTheme="minorEastAsia" w:hAnsi="Cambria Math"/>
+          </w:rPr>
+          <m:t>=</m:t>
+        </m:r>
+        <m:r>
+          <w:rPr>
+            <w:rFonts w:ascii="Cambria Math" w:eastAsiaTheme="minorEastAsia" w:hAnsi="Cambria Math"/>
+            <w:lang w:val="en-US"/>
+          </w:rPr>
+          <m:t>a</m:t>
+        </m:r>
+        <m:r>
+          <w:rPr>
+            <w:rFonts w:ascii="Cambria Math" w:eastAsiaTheme="minorEastAsia" w:hAnsi="Cambria Math"/>
+          </w:rPr>
+          <m:t>1=0.045&gt;0</m:t>
+        </m:r>
+      </m:oMath>
+      <w:r>
+        <w:rPr>
+          <w:rFonts w:eastAsiaTheme="minorEastAsia"/>
+          <w:iCs/>
+        </w:rPr>
+        <w:t>.</w:t>
+      </w:r>
+    </w:p>
+    <w:p>
+      <w:pPr>
+        <w:rPr>
+          <w:rFonts w:eastAsiaTheme="minorEastAsia"/>
+          <w:iCs/>
+          <w:lang w:val="en-US"/>
+        </w:rPr>
+      </w:pPr>
+      <w:r>
+        <w:rPr>
+          <w:rFonts w:eastAsiaTheme="minorEastAsia"/>
+          <w:iCs/>
+        </w:rPr>
+        <w:t>2</w:t>
+      </w:r>
+      <w:r>
+        <w:rPr>
+          <w:rFonts w:eastAsiaTheme="minorEastAsia"/>
+          <w:iCs/>
+        </w:rPr>
+        <w:t xml:space="preserve"> минор</w:t>
+      </w:r>
+      <w:r>
+        <w:rPr>
+          <w:rFonts w:eastAsiaTheme="minorEastAsia"/>
+          <w:iCs/>
+          <w:lang w:val="en-US"/>
+        </w:rPr>
+        <w:t>:</w:t>
+      </w:r>
+    </w:p>
+    <w:p>
+      <w:pPr>
+        <w:ind w:firstLine="0"/>
+        <w:rPr>
+          <w:rFonts w:eastAsiaTheme="minorEastAsia"/>
+          <w:iCs/>
+          <w:lang w:val="en-US"/>
+        </w:rPr>
+      </w:pPr>
+      <m:oMathPara>
+        <m:oMathParaPr>
+          <m:jc m:val="center"/>
+        </m:oMathParaPr>
+        <m:oMath>
+          <m:sSub>
+            <m:sSubPr>
+              <m:ctrlPr>
+                <w:rPr>
+                  <w:rFonts w:ascii="Cambria Math" w:eastAsiaTheme="minorEastAsia" w:hAnsi="Cambria Math" w:cstheme="minorBidi"/>
+                  <w:iCs/>
+                  <w:kern w:val="2"/>
+                  <w:sz w:val="22"/>
+                  <w:szCs w:val="22"/>
+                  <w:lang w:val="en-US" w:eastAsia="en-US"/>
+                  <w14:ligatures w14:val="standardContextual"/>
+                </w:rPr>
+              </m:ctrlPr>
+            </m:sSubPr>
+            <m:e>
+              <m:r>
+                <m:rPr>
+                  <m:sty m:val="p"/>
+                </m:rPr>
+                <w:rPr>
+                  <w:rFonts w:ascii="Cambria Math" w:eastAsiaTheme="minorEastAsia" w:hAnsi="Cambria Math"/>
+                  <w:lang w:val="en-US"/>
+                </w:rPr>
+                <m:t>Δ</m:t>
+              </m:r>
+            </m:e>
+            <m:sub>
+              <m:r>
+                <w:rPr>
+                  <w:rFonts w:ascii="Cambria Math" w:eastAsiaTheme="minorEastAsia" w:hAnsi="Cambria Math"/>
+                </w:rPr>
+                <m:t>2</m:t>
+              </m:r>
+            </m:sub>
+          </m:sSub>
+          <m:r>
+            <w:rPr>
+              <w:rFonts w:ascii="Cambria Math" w:eastAsiaTheme="minorEastAsia" w:hAnsi="Cambria Math"/>
+            </w:rPr>
+            <m:t>=</m:t>
+          </m:r>
+          <m:d>
+            <m:dPr>
+              <m:begChr m:val="|"/>
+              <m:endChr m:val="|"/>
+              <m:ctrlPr>
+                <w:rPr>
+                  <w:rFonts w:ascii="Cambria Math" w:eastAsiaTheme="minorEastAsia" w:hAnsi="Cambria Math" w:cstheme="minorBidi"/>
+                  <w:i/>
+                  <w:iCs/>
+                  <w:kern w:val="2"/>
+                  <w:sz w:val="22"/>
+                  <w:szCs w:val="22"/>
+                  <w:lang w:eastAsia="en-US"/>
+                  <w14:ligatures w14:val="standardContextual"/>
+                </w:rPr>
+              </m:ctrlPr>
+            </m:dPr>
+            <m:e>
+              <m:m>
+                <m:mPr>
+                  <m:mcs>
+                    <m:mc>
+                      <m:mcPr>
+                        <m:count m:val="2"/>
+                        <m:mcJc m:val="center"/>
+                      </m:mcPr>
+                    </m:mc>
+                  </m:mcs>
+                  <m:ctrlPr>
+                    <w:rPr>
+                      <w:rFonts w:ascii="Cambria Math" w:eastAsiaTheme="minorEastAsia" w:hAnsi="Cambria Math" w:cstheme="minorBidi"/>
+                      <w:i/>
+                      <w:iCs/>
+                      <w:kern w:val="2"/>
+                      <w:sz w:val="22"/>
+                      <w:szCs w:val="22"/>
+                      <w:lang w:eastAsia="en-US"/>
+                      <w14:ligatures w14:val="standardContextual"/>
+                    </w:rPr>
+                  </m:ctrlPr>
+                </m:mPr>
+                <m:mr>
+                  <m:e>
+                    <m:sSub>
+                      <m:sSubPr>
+                        <m:ctrlPr>
+                          <w:rPr>
+                            <w:rFonts w:ascii="Cambria Math" w:eastAsiaTheme="minorEastAsia" w:hAnsi="Cambria Math"/>
+                            <w:i/>
+                          </w:rPr>
+                        </m:ctrlPr>
+                      </m:sSubPr>
+                      <m:e>
+                        <m:r>
+                          <w:rPr>
+                            <w:rFonts w:ascii="Cambria Math" w:eastAsiaTheme="minorEastAsia" w:hAnsi="Cambria Math"/>
+                            <w:lang w:val="en-US"/>
+                          </w:rPr>
+                          <m:t>a</m:t>
+                        </m:r>
+                      </m:e>
+                      <m:sub>
+                        <m:r>
+                          <w:rPr>
+                            <w:rFonts w:ascii="Cambria Math" w:eastAsiaTheme="minorEastAsia" w:hAnsi="Cambria Math"/>
+                          </w:rPr>
+                          <m:t>1</m:t>
+                        </m:r>
+                      </m:sub>
+                    </m:sSub>
+                  </m:e>
+                  <m:e>
+                    <m:sSub>
+                      <m:sSubPr>
+                        <m:ctrlPr>
+                          <w:rPr>
+                            <w:rFonts w:ascii="Cambria Math" w:eastAsiaTheme="minorEastAsia" w:hAnsi="Cambria Math"/>
+                            <w:i/>
+                          </w:rPr>
+                        </m:ctrlPr>
+                      </m:sSubPr>
+                      <m:e>
+                        <m:r>
+                          <w:rPr>
+                            <w:rFonts w:ascii="Cambria Math" w:eastAsiaTheme="minorEastAsia" w:hAnsi="Cambria Math"/>
+                          </w:rPr>
+                          <m:t>a</m:t>
+                        </m:r>
+                      </m:e>
+                      <m:sub>
+                        <m:r>
+                          <w:rPr>
+                            <w:rFonts w:ascii="Cambria Math" w:eastAsiaTheme="minorEastAsia" w:hAnsi="Cambria Math"/>
+                          </w:rPr>
+                          <m:t>3</m:t>
+                        </m:r>
+                      </m:sub>
+                    </m:sSub>
+                  </m:e>
+                </m:mr>
+                <m:mr>
+                  <m:e>
+                    <m:sSub>
+                      <m:sSubPr>
+                        <m:ctrlPr>
+                          <w:rPr>
+                            <w:rFonts w:ascii="Cambria Math" w:eastAsiaTheme="minorEastAsia" w:hAnsi="Cambria Math"/>
+                            <w:i/>
+                          </w:rPr>
+                        </m:ctrlPr>
+                      </m:sSubPr>
+                      <m:e>
+                        <m:r>
+                          <w:rPr>
+                            <w:rFonts w:ascii="Cambria Math" w:eastAsiaTheme="minorEastAsia" w:hAnsi="Cambria Math"/>
+                          </w:rPr>
+                          <m:t>a</m:t>
+                        </m:r>
+                      </m:e>
+                      <m:sub>
+                        <m:r>
+                          <w:rPr>
+                            <w:rFonts w:ascii="Cambria Math" w:eastAsiaTheme="minorEastAsia" w:hAnsi="Cambria Math"/>
+                          </w:rPr>
+                          <m:t>0</m:t>
+                        </m:r>
+                      </m:sub>
+                    </m:sSub>
+                  </m:e>
+                  <m:e>
+                    <m:sSub>
+                      <m:sSubPr>
+                        <m:ctrlPr>
+                          <w:rPr>
+                            <w:rFonts w:ascii="Cambria Math" w:eastAsiaTheme="minorEastAsia" w:hAnsi="Cambria Math"/>
+                            <w:i/>
+                          </w:rPr>
+                        </m:ctrlPr>
+                      </m:sSubPr>
+                      <m:e>
+                        <m:r>
+                          <w:rPr>
+                            <w:rFonts w:ascii="Cambria Math" w:eastAsiaTheme="minorEastAsia" w:hAnsi="Cambria Math"/>
+                          </w:rPr>
+                          <m:t>a</m:t>
+                        </m:r>
+                      </m:e>
+                      <m:sub>
+                        <m:r>
+                          <w:rPr>
+                            <w:rFonts w:ascii="Cambria Math" w:eastAsiaTheme="minorEastAsia" w:hAnsi="Cambria Math"/>
+                          </w:rPr>
+                          <m:t>2</m:t>
+                        </m:r>
+                      </m:sub>
+                    </m:sSub>
+                  </m:e>
+                </m:mr>
+              </m:m>
+            </m:e>
+          </m:d>
+          <m:d>
+            <m:dPr>
+              <m:begChr m:val="|"/>
+              <m:endChr m:val="|"/>
+              <m:ctrlPr>
+                <w:rPr>
+                  <w:rFonts w:ascii="Cambria Math" w:eastAsiaTheme="minorEastAsia" w:hAnsi="Cambria Math" w:cstheme="minorBidi"/>
+                  <w:i/>
+                  <w:iCs/>
+                  <w:kern w:val="2"/>
+                  <w:sz w:val="22"/>
+                  <w:szCs w:val="22"/>
+                  <w:lang w:eastAsia="en-US"/>
+                  <w14:ligatures w14:val="standardContextual"/>
+                </w:rPr>
+              </m:ctrlPr>
+            </m:dPr>
+            <m:e>
+              <m:m>
+                <m:mPr>
+                  <m:mcs>
+                    <m:mc>
+                      <m:mcPr>
+                        <m:count m:val="2"/>
+                        <m:mcJc m:val="center"/>
+                      </m:mcPr>
+                    </m:mc>
+                  </m:mcs>
+                  <m:ctrlPr>
+                    <w:rPr>
+                      <w:rFonts w:ascii="Cambria Math" w:eastAsiaTheme="minorEastAsia" w:hAnsi="Cambria Math" w:cstheme="minorBidi"/>
+                      <w:i/>
+                      <w:iCs/>
+                      <w:kern w:val="2"/>
+                      <w:sz w:val="22"/>
+                      <w:szCs w:val="22"/>
+                      <w:lang w:eastAsia="en-US"/>
+                      <w14:ligatures w14:val="standardContextual"/>
+                    </w:rPr>
+                  </m:ctrlPr>
+                </m:mPr>
+                <m:mr>
+                  <m:e>
+                    <m:r>
+                      <w:rPr>
+                        <w:rFonts w:ascii="Cambria Math" w:eastAsiaTheme="minorEastAsia" w:hAnsi="Cambria Math"/>
+                      </w:rPr>
+                      <m:t>0.045</m:t>
+                    </m:r>
+                  </m:e>
+                  <m:e>
+                    <m:r>
+                      <w:rPr>
+                        <w:rFonts w:ascii="Cambria Math" w:eastAsiaTheme="minorEastAsia" w:hAnsi="Cambria Math"/>
+                      </w:rPr>
+                      <m:t>1.1</m:t>
+                    </m:r>
+                  </m:e>
+                </m:mr>
+                <m:mr>
+                  <m:e>
+                    <m:r>
+                      <w:rPr>
+                        <w:rFonts w:ascii="Cambria Math" w:eastAsiaTheme="minorEastAsia" w:hAnsi="Cambria Math"/>
+                      </w:rPr>
+                      <m:t>0.00076</m:t>
+                    </m:r>
+                  </m:e>
+                  <m:e>
+                    <m:r>
+                      <w:rPr>
+                        <w:rFonts w:ascii="Cambria Math" w:eastAsiaTheme="minorEastAsia" w:hAnsi="Cambria Math"/>
+                      </w:rPr>
+                      <m:t>0.387</m:t>
+                    </m:r>
+                  </m:e>
+                </m:mr>
+              </m:m>
+            </m:e>
+          </m:d>
+          <m:r>
+            <w:rPr>
+              <w:rFonts w:ascii="Cambria Math" w:eastAsiaTheme="minorEastAsia" w:hAnsi="Cambria Math"/>
+            </w:rPr>
+            <m:t>=0.045*0.387-0.00076*1.1</m:t>
+          </m:r>
+        </m:oMath>
+      </m:oMathPara>
+    </w:p>
+    <w:p>
+      <w:pPr>
+        <w:rPr>
+          <w:rFonts w:eastAsiaTheme="minorEastAsia"/>
+          <w:i/>
+          <w:iCs/>
+        </w:rPr>
+      </w:pPr>
+      <w:r>
+        <w:rPr>
+          <w:rFonts w:eastAsiaTheme="minorEastAsia"/>
+          <w:iCs/>
+        </w:rPr>
+        <w:t xml:space="preserve">Следовательно, </w:t>
+      </w:r>
+      <m:oMath>
+        <m:sSub>
+          <m:sSubPr>
+            <m:ctrlPr>
+              <w:rPr>
+                <w:rFonts w:ascii="Cambria Math" w:eastAsiaTheme="minorEastAsia" w:hAnsi="Cambria Math" w:cstheme="minorBidi"/>
+                <w:iCs/>
+                <w:kern w:val="2"/>
+                <w:sz w:val="22"/>
+                <w:szCs w:val="22"/>
+                <w:lang w:val="en-US" w:eastAsia="en-US"/>
+                <w14:ligatures w14:val="standardContextual"/>
+              </w:rPr>
+            </m:ctrlPr>
+          </m:sSubPr>
+          <m:e>
+            <m:r>
+              <m:rPr>
+                <m:sty m:val="p"/>
+              </m:rPr>
+              <w:rPr>
+                <w:rFonts w:ascii="Cambria Math" w:eastAsiaTheme="minorEastAsia" w:hAnsi="Cambria Math"/>
+                <w:lang w:val="en-US"/>
+              </w:rPr>
+              <m:t>Δ</m:t>
+            </m:r>
+          </m:e>
+          <m:sub>
+            <m:r>
+              <w:rPr>
+                <w:rFonts w:ascii="Cambria Math" w:eastAsiaTheme="minorEastAsia" w:hAnsi="Cambria Math"/>
+                <w:lang w:val="en-US"/>
+              </w:rPr>
+              <m:t>2</m:t>
+            </m:r>
+          </m:sub>
+        </m:sSub>
+        <m:r>
+          <w:rPr>
+            <w:rFonts w:ascii="Cambria Math" w:eastAsiaTheme="minorEastAsia" w:hAnsi="Cambria Math"/>
+            <w:lang w:val="en-US"/>
+          </w:rPr>
+          <m:t>=</m:t>
+        </m:r>
+        <m:r>
+          <w:rPr>
+            <w:rFonts w:ascii="Cambria Math" w:eastAsiaTheme="minorEastAsia" w:hAnsi="Cambria Math"/>
+          </w:rPr>
+          <m:t>0.016730032</m:t>
+        </m:r>
+        <m:r>
+          <w:rPr>
+            <w:rFonts w:ascii="Cambria Math" w:eastAsiaTheme="minorEastAsia" w:hAnsi="Cambria Math"/>
+            <w:lang w:val="en-US"/>
+          </w:rPr>
+          <m:t>&gt;0.</m:t>
+        </m:r>
+      </m:oMath>
+    </w:p>
+    <w:p>
+      <w:pPr>
+        <w:rPr>
+          <w:rFonts w:eastAsiaTheme="minorEastAsia"/>
+          <w:lang w:val="en-US"/>
+        </w:rPr>
+      </w:pPr>
+      <w:r>
+        <w:rPr>
+          <w:rFonts w:eastAsiaTheme="minorEastAsia"/>
+          <w:lang w:val="en-US"/>
+        </w:rPr>
+        <w:t xml:space="preserve">3 </w:t>
+      </w:r>
+      <w:r>
+        <w:rPr>
+          <w:rFonts w:eastAsiaTheme="minorEastAsia"/>
+        </w:rPr>
+        <w:t>минор</w:t>
+      </w:r>
+      <w:r>
+        <w:rPr>
+          <w:rFonts w:eastAsiaTheme="minorEastAsia"/>
+          <w:lang w:val="en-US"/>
+        </w:rPr>
+        <w:t>:</w:t>
+      </w:r>
+    </w:p>
+    <w:p>
+      <w:pPr>
+        <w:ind w:firstLine="0"/>
+        <w:rPr>
+          <w:sz w:val="30"/>
+          <w:szCs w:val="22"/>
+        </w:rPr>
+      </w:pPr>
+      <m:oMathPara>
+        <m:oMathParaPr>
+          <m:jc m:val="center"/>
+        </m:oMathParaPr>
+        <m:oMath>
+          <m:sSub>
+            <m:sSubPr>
+              <m:ctrlPr>
+                <w:rPr>
+                  <w:rFonts w:ascii="Cambria Math" w:eastAsiaTheme="minorEastAsia" w:hAnsi="Cambria Math" w:cstheme="minorBidi"/>
+                  <w:iCs/>
+                  <w:kern w:val="2"/>
+                  <w:sz w:val="22"/>
+                  <w:szCs w:val="22"/>
+                  <w:lang w:val="en-US" w:eastAsia="en-US"/>
+                  <w14:ligatures w14:val="standardContextual"/>
+                </w:rPr>
+              </m:ctrlPr>
+            </m:sSubPr>
+            <m:e>
+              <m:r>
+                <m:rPr>
+                  <m:sty m:val="p"/>
+                </m:rPr>
+                <w:rPr>
+                  <w:rFonts w:ascii="Cambria Math" w:eastAsiaTheme="minorEastAsia" w:hAnsi="Cambria Math"/>
+                  <w:lang w:val="en-US"/>
+                </w:rPr>
+                <m:t>Δ</m:t>
+              </m:r>
+            </m:e>
+            <m:sub>
+              <m:r>
+                <w:rPr>
+                  <w:rFonts w:ascii="Cambria Math" w:eastAsiaTheme="minorEastAsia" w:hAnsi="Cambria Math"/>
+                  <w:lang w:val="en-US"/>
+                </w:rPr>
+                <m:t>3</m:t>
+              </m:r>
+            </m:sub>
+          </m:sSub>
+          <m:r>
+            <w:rPr>
+              <w:rFonts w:ascii="Cambria Math" w:eastAsiaTheme="minorEastAsia" w:hAnsi="Cambria Math"/>
+              <w:lang w:val="en-US"/>
+            </w:rPr>
+            <m:t>=</m:t>
+          </m:r>
+          <m:d>
+            <m:dPr>
+              <m:begChr m:val="|"/>
+              <m:endChr m:val="|"/>
+              <m:ctrlPr>
+                <w:rPr>
+                  <w:rFonts w:ascii="Cambria Math" w:eastAsiaTheme="minorEastAsia" w:hAnsi="Cambria Math"/>
+                  <w:i/>
+                  <w:lang w:val="en-US"/>
+                </w:rPr>
+              </m:ctrlPr>
+            </m:dPr>
+            <m:e>
+              <m:m>
+                <m:mPr>
+                  <m:mcs>
+                    <m:mc>
+                      <m:mcPr>
+                        <m:count m:val="3"/>
+                        <m:mcJc m:val="center"/>
+                      </m:mcPr>
+                    </m:mc>
+                  </m:mcs>
+                  <m:ctrlPr>
+                    <w:rPr>
+                      <w:rFonts w:ascii="Cambria Math" w:eastAsiaTheme="minorEastAsia" w:hAnsi="Cambria Math" w:cstheme="minorBidi"/>
+                      <w:i/>
+                      <w:iCs/>
+                      <w:kern w:val="2"/>
+                      <w:sz w:val="22"/>
+                      <w:szCs w:val="22"/>
+                      <w:lang w:eastAsia="en-US"/>
+                      <w14:ligatures w14:val="standardContextual"/>
+                    </w:rPr>
+                  </m:ctrlPr>
+                </m:mPr>
+                <m:mr>
+                  <m:e>
+                    <m:sSub>
+                      <m:sSubPr>
+                        <m:ctrlPr>
+                          <w:rPr>
+                            <w:rFonts w:ascii="Cambria Math" w:eastAsiaTheme="minorEastAsia" w:hAnsi="Cambria Math"/>
+                            <w:i/>
+                            <w:lang w:val="en-US"/>
+                          </w:rPr>
+                        </m:ctrlPr>
+                      </m:sSubPr>
+                      <m:e>
+                        <m:r>
+                          <w:rPr>
+                            <w:rFonts w:ascii="Cambria Math" w:eastAsiaTheme="minorEastAsia" w:hAnsi="Cambria Math"/>
+                            <w:lang w:val="en-US"/>
+                          </w:rPr>
+                          <m:t>a</m:t>
+                        </m:r>
+                      </m:e>
+                      <m:sub>
+                        <m:r>
+                          <w:rPr>
+                            <w:rFonts w:ascii="Cambria Math" w:eastAsiaTheme="minorEastAsia" w:hAnsi="Cambria Math"/>
+                            <w:lang w:val="en-US"/>
+                          </w:rPr>
+                          <m:t>1</m:t>
+                        </m:r>
+                      </m:sub>
+                    </m:sSub>
+                  </m:e>
+                  <m:e>
+                    <m:sSub>
+                      <m:sSubPr>
+                        <m:ctrlPr>
+                          <w:rPr>
+                            <w:rFonts w:ascii="Cambria Math" w:eastAsiaTheme="minorEastAsia" w:hAnsi="Cambria Math"/>
+                            <w:i/>
+                          </w:rPr>
+                        </m:ctrlPr>
+                      </m:sSubPr>
+                      <m:e>
+                        <m:r>
+                          <w:rPr>
+                            <w:rFonts w:ascii="Cambria Math" w:eastAsiaTheme="minorEastAsia" w:hAnsi="Cambria Math"/>
+                          </w:rPr>
+                          <m:t>a</m:t>
+                        </m:r>
+                      </m:e>
+                      <m:sub>
+                        <m:r>
+                          <w:rPr>
+                            <w:rFonts w:ascii="Cambria Math" w:eastAsiaTheme="minorEastAsia" w:hAnsi="Cambria Math"/>
+                          </w:rPr>
+                          <m:t>3</m:t>
+                        </m:r>
+                      </m:sub>
+                    </m:sSub>
+                  </m:e>
+                  <m:e>
+                    <m:r>
+                      <w:rPr>
+                        <w:rFonts w:ascii="Cambria Math" w:eastAsiaTheme="minorEastAsia" w:hAnsi="Cambria Math"/>
+                      </w:rPr>
+                      <m:t>0</m:t>
+                    </m:r>
+                  </m:e>
+                </m:mr>
+                <m:mr>
+                  <m:e>
+                    <m:sSub>
+                      <m:sSubPr>
+                        <m:ctrlPr>
+                          <w:rPr>
+                            <w:rFonts w:ascii="Cambria Math" w:eastAsiaTheme="minorEastAsia" w:hAnsi="Cambria Math"/>
+                            <w:i/>
+                          </w:rPr>
+                        </m:ctrlPr>
+                      </m:sSubPr>
+                      <m:e>
+                        <m:r>
+                          <w:rPr>
+                            <w:rFonts w:ascii="Cambria Math" w:eastAsiaTheme="minorEastAsia" w:hAnsi="Cambria Math"/>
+                          </w:rPr>
+                          <m:t>a</m:t>
+                        </m:r>
+                      </m:e>
+                      <m:sub>
+                        <m:r>
+                          <w:rPr>
+                            <w:rFonts w:ascii="Cambria Math" w:eastAsiaTheme="minorEastAsia" w:hAnsi="Cambria Math"/>
+                          </w:rPr>
+                          <m:t>0</m:t>
+                        </m:r>
+                      </m:sub>
+                    </m:sSub>
+                  </m:e>
+                  <m:e>
+                    <m:sSub>
+                      <m:sSubPr>
+                        <m:ctrlPr>
+                          <w:rPr>
+                            <w:rFonts w:ascii="Cambria Math" w:eastAsiaTheme="minorEastAsia" w:hAnsi="Cambria Math"/>
+                            <w:i/>
+                          </w:rPr>
+                        </m:ctrlPr>
+                      </m:sSubPr>
+                      <m:e>
+                        <m:r>
+                          <w:rPr>
+                            <w:rFonts w:ascii="Cambria Math" w:eastAsiaTheme="minorEastAsia" w:hAnsi="Cambria Math"/>
+                          </w:rPr>
+                          <m:t>a</m:t>
+                        </m:r>
+                      </m:e>
+                      <m:sub>
+                        <m:r>
+                          <w:rPr>
+                            <w:rFonts w:ascii="Cambria Math" w:eastAsiaTheme="minorEastAsia" w:hAnsi="Cambria Math"/>
+                          </w:rPr>
+                          <m:t>2</m:t>
+                        </m:r>
+                      </m:sub>
+                    </m:sSub>
+                  </m:e>
+                  <m:e>
+                    <m:sSub>
+                      <m:sSubPr>
+                        <m:ctrlPr>
+                          <w:rPr>
+                            <w:rFonts w:ascii="Cambria Math" w:eastAsiaTheme="minorEastAsia" w:hAnsi="Cambria Math"/>
+                            <w:i/>
+                          </w:rPr>
+                        </m:ctrlPr>
+                      </m:sSubPr>
+                      <m:e>
+                        <m:r>
+                          <w:rPr>
+                            <w:rFonts w:ascii="Cambria Math" w:eastAsiaTheme="minorEastAsia" w:hAnsi="Cambria Math"/>
+                          </w:rPr>
+                          <m:t>a</m:t>
+                        </m:r>
+                      </m:e>
+                      <m:sub>
+                        <m:r>
+                          <w:rPr>
+                            <w:rFonts w:ascii="Cambria Math" w:eastAsiaTheme="minorEastAsia" w:hAnsi="Cambria Math"/>
+                          </w:rPr>
+                          <m:t>4</m:t>
+                        </m:r>
+                      </m:sub>
+                    </m:sSub>
+                  </m:e>
+                </m:mr>
+                <m:mr>
+                  <m:e>
+                    <m:r>
+                      <w:rPr>
+                        <w:rFonts w:ascii="Cambria Math" w:eastAsiaTheme="minorEastAsia" w:hAnsi="Cambria Math"/>
+                      </w:rPr>
+                      <m:t>0</m:t>
+                    </m:r>
+                  </m:e>
+                  <m:e>
+                    <m:sSub>
+                      <m:sSubPr>
+                        <m:ctrlPr>
+                          <w:rPr>
+                            <w:rFonts w:ascii="Cambria Math" w:eastAsiaTheme="minorEastAsia" w:hAnsi="Cambria Math"/>
+                            <w:i/>
+                          </w:rPr>
+                        </m:ctrlPr>
+                      </m:sSubPr>
+                      <m:e>
+                        <m:r>
+                          <w:rPr>
+                            <w:rFonts w:ascii="Cambria Math" w:eastAsiaTheme="minorEastAsia" w:hAnsi="Cambria Math"/>
+                          </w:rPr>
+                          <m:t>a</m:t>
+                        </m:r>
+                      </m:e>
+                      <m:sub>
+                        <m:r>
+                          <w:rPr>
+                            <w:rFonts w:ascii="Cambria Math" w:eastAsiaTheme="minorEastAsia" w:hAnsi="Cambria Math"/>
+                          </w:rPr>
+                          <m:t>1</m:t>
+                        </m:r>
+                      </m:sub>
+                    </m:sSub>
+                  </m:e>
+                  <m:e>
+                    <m:sSub>
+                      <m:sSubPr>
+                        <m:ctrlPr>
+                          <w:rPr>
+                            <w:rFonts w:ascii="Cambria Math" w:eastAsiaTheme="minorEastAsia" w:hAnsi="Cambria Math"/>
+                            <w:i/>
+                          </w:rPr>
+                        </m:ctrlPr>
+                      </m:sSubPr>
+                      <m:e>
+                        <m:r>
+                          <w:rPr>
+                            <w:rFonts w:ascii="Cambria Math" w:eastAsiaTheme="minorEastAsia" w:hAnsi="Cambria Math"/>
+                          </w:rPr>
+                          <m:t>a</m:t>
+                        </m:r>
+                      </m:e>
+                      <m:sub>
+                        <m:r>
+                          <w:rPr>
+                            <w:rFonts w:ascii="Cambria Math" w:eastAsiaTheme="minorEastAsia" w:hAnsi="Cambria Math"/>
+                          </w:rPr>
+                          <m:t>3</m:t>
+                        </m:r>
+                      </m:sub>
+                    </m:sSub>
+                  </m:e>
+                </m:mr>
+              </m:m>
+            </m:e>
+          </m:d>
+        </m:oMath>
+      </m:oMathPara>
+    </w:p>
+    <w:p>
+      <w:pPr>
+        <w:ind w:firstLine="0"/>
+        <w:rPr>
+          <w:rFonts w:eastAsiaTheme="minorEastAsia"/>
+          <w:iCs/>
+          <w:lang w:val="en-US"/>
+        </w:rPr>
+      </w:pPr>
+      <m:oMathPara>
+        <m:oMathParaPr>
+          <m:jc m:val="center"/>
+        </m:oMathParaPr>
+        <m:oMath>
+          <m:sSub>
+            <m:sSubPr>
+              <m:ctrlPr>
+                <w:rPr>
+                  <w:rFonts w:ascii="Cambria Math" w:eastAsiaTheme="minorEastAsia" w:hAnsi="Cambria Math" w:cstheme="minorBidi"/>
+                  <w:iCs/>
+                  <w:kern w:val="2"/>
+                  <w:sz w:val="22"/>
+                  <w:szCs w:val="22"/>
+                  <w:lang w:val="en-US" w:eastAsia="en-US"/>
+                  <w14:ligatures w14:val="standardContextual"/>
+                </w:rPr>
+              </m:ctrlPr>
+            </m:sSubPr>
+            <m:e>
+              <m:r>
+                <m:rPr>
+                  <m:sty m:val="p"/>
+                </m:rPr>
+                <w:rPr>
+                  <w:rFonts w:ascii="Cambria Math" w:eastAsiaTheme="minorEastAsia" w:hAnsi="Cambria Math"/>
+                  <w:lang w:val="en-US"/>
+                </w:rPr>
+                <m:t>Δ</m:t>
+              </m:r>
+            </m:e>
+            <m:sub>
+              <m:r>
+                <w:rPr>
+                  <w:rFonts w:ascii="Cambria Math" w:eastAsiaTheme="minorEastAsia" w:hAnsi="Cambria Math"/>
+                  <w:lang w:val="en-US"/>
+                </w:rPr>
+                <m:t>3</m:t>
+              </m:r>
+            </m:sub>
+          </m:sSub>
+          <m:r>
+            <w:rPr>
+              <w:rFonts w:ascii="Cambria Math" w:eastAsiaTheme="minorEastAsia" w:hAnsi="Cambria Math"/>
+              <w:lang w:val="en-US"/>
+            </w:rPr>
+            <m:t>=</m:t>
+          </m:r>
+          <m:sSub>
+            <m:sSubPr>
+              <m:ctrlPr>
+                <w:rPr>
+                  <w:rFonts w:ascii="Cambria Math" w:eastAsiaTheme="minorEastAsia" w:hAnsi="Cambria Math"/>
+                  <w:i/>
+                  <w:lang w:val="en-US"/>
+                </w:rPr>
+              </m:ctrlPr>
+            </m:sSubPr>
+            <m:e>
+              <m:r>
+                <w:rPr>
+                  <w:rFonts w:ascii="Cambria Math" w:eastAsiaTheme="minorEastAsia" w:hAnsi="Cambria Math"/>
+                  <w:lang w:val="en-US"/>
+                </w:rPr>
+                <m:t>a</m:t>
+              </m:r>
+            </m:e>
+            <m:sub>
+              <m:r>
+                <w:rPr>
+                  <w:rFonts w:ascii="Cambria Math" w:eastAsiaTheme="minorEastAsia" w:hAnsi="Cambria Math"/>
+                  <w:lang w:val="en-US"/>
+                </w:rPr>
+                <m:t>1</m:t>
+              </m:r>
+            </m:sub>
+          </m:sSub>
+          <m:r>
+            <w:rPr>
+              <w:rFonts w:ascii="Cambria Math" w:eastAsiaTheme="minorEastAsia" w:hAnsi="Cambria Math"/>
+              <w:lang w:val="en-US"/>
+            </w:rPr>
+            <m:t xml:space="preserve"> </m:t>
+          </m:r>
+          <m:sSub>
+            <m:sSubPr>
+              <m:ctrlPr>
+                <w:rPr>
+                  <w:rFonts w:ascii="Cambria Math" w:eastAsiaTheme="minorEastAsia" w:hAnsi="Cambria Math"/>
+                  <w:i/>
+                  <w:lang w:val="en-US"/>
+                </w:rPr>
+              </m:ctrlPr>
+            </m:sSubPr>
+            <m:e>
+              <m:r>
+                <w:rPr>
+                  <w:rFonts w:ascii="Cambria Math" w:eastAsiaTheme="minorEastAsia" w:hAnsi="Cambria Math"/>
+                  <w:lang w:val="en-US"/>
+                </w:rPr>
+                <m:t>a</m:t>
+              </m:r>
+            </m:e>
+            <m:sub>
+              <m:r>
+                <w:rPr>
+                  <w:rFonts w:ascii="Cambria Math" w:eastAsiaTheme="minorEastAsia" w:hAnsi="Cambria Math"/>
+                  <w:lang w:val="en-US"/>
+                </w:rPr>
+                <m:t>2</m:t>
+              </m:r>
+            </m:sub>
+          </m:sSub>
+          <m:r>
+            <w:rPr>
+              <w:rFonts w:ascii="Cambria Math" w:eastAsiaTheme="minorEastAsia" w:hAnsi="Cambria Math"/>
+              <w:lang w:val="en-US"/>
+            </w:rPr>
+            <m:t xml:space="preserve"> </m:t>
+          </m:r>
+          <m:sSub>
+            <m:sSubPr>
+              <m:ctrlPr>
+                <w:rPr>
+                  <w:rFonts w:ascii="Cambria Math" w:eastAsiaTheme="minorEastAsia" w:hAnsi="Cambria Math"/>
+                  <w:i/>
+                  <w:lang w:val="en-US"/>
+                </w:rPr>
+              </m:ctrlPr>
+            </m:sSubPr>
+            <m:e>
+              <m:r>
+                <w:rPr>
+                  <w:rFonts w:ascii="Cambria Math" w:eastAsiaTheme="minorEastAsia" w:hAnsi="Cambria Math"/>
+                  <w:lang w:val="en-US"/>
+                </w:rPr>
+                <m:t>a</m:t>
+              </m:r>
+            </m:e>
+            <m:sub>
+              <m:r>
+                <w:rPr>
+                  <w:rFonts w:ascii="Cambria Math" w:eastAsiaTheme="minorEastAsia" w:hAnsi="Cambria Math"/>
+                  <w:lang w:val="en-US"/>
+                </w:rPr>
+                <m:t>3</m:t>
+              </m:r>
+            </m:sub>
+          </m:sSub>
+          <m:r>
+            <w:rPr>
+              <w:rFonts w:ascii="Cambria Math" w:eastAsiaTheme="minorEastAsia" w:hAnsi="Cambria Math"/>
+              <w:lang w:val="en-US"/>
+            </w:rPr>
+            <m:t xml:space="preserve"> - </m:t>
+          </m:r>
+          <m:sSub>
+            <m:sSubPr>
+              <m:ctrlPr>
+                <w:rPr>
+                  <w:rFonts w:ascii="Cambria Math" w:eastAsiaTheme="minorEastAsia" w:hAnsi="Cambria Math"/>
+                  <w:i/>
+                  <w:lang w:val="en-US"/>
+                </w:rPr>
+              </m:ctrlPr>
+            </m:sSubPr>
+            <m:e>
+              <m:r>
+                <w:rPr>
+                  <w:rFonts w:ascii="Cambria Math" w:eastAsiaTheme="minorEastAsia" w:hAnsi="Cambria Math"/>
+                  <w:lang w:val="en-US"/>
+                </w:rPr>
+                <m:t>a</m:t>
+              </m:r>
+            </m:e>
+            <m:sub>
+              <m:r>
+                <w:rPr>
+                  <w:rFonts w:ascii="Cambria Math" w:eastAsiaTheme="minorEastAsia" w:hAnsi="Cambria Math"/>
+                  <w:lang w:val="en-US"/>
+                </w:rPr>
+                <m:t>0</m:t>
+              </m:r>
+            </m:sub>
+          </m:sSub>
+          <m:r>
+            <w:rPr>
+              <w:rFonts w:ascii="Cambria Math" w:eastAsiaTheme="minorEastAsia" w:hAnsi="Cambria Math"/>
+              <w:lang w:val="en-US"/>
+            </w:rPr>
+            <m:t xml:space="preserve"> </m:t>
+          </m:r>
+          <m:sSubSup>
+            <m:sSubSupPr>
+              <m:ctrlPr>
+                <w:rPr>
+                  <w:rFonts w:ascii="Cambria Math" w:eastAsiaTheme="minorEastAsia" w:hAnsi="Cambria Math" w:cstheme="minorBidi"/>
+                  <w:i/>
+                  <w:iCs/>
+                  <w:kern w:val="2"/>
+                  <w:sz w:val="22"/>
+                  <w:szCs w:val="22"/>
+                  <w:lang w:val="en-US" w:eastAsia="en-US"/>
+                  <w14:ligatures w14:val="standardContextual"/>
+                </w:rPr>
+              </m:ctrlPr>
+            </m:sSubSupPr>
+            <m:e>
+              <m:r>
+                <w:rPr>
+                  <w:rFonts w:ascii="Cambria Math" w:eastAsiaTheme="minorEastAsia" w:hAnsi="Cambria Math"/>
+                  <w:lang w:val="en-US"/>
+                </w:rPr>
+                <m:t>a</m:t>
+              </m:r>
+            </m:e>
+            <m:sub>
+              <m:r>
+                <w:rPr>
+                  <w:rFonts w:ascii="Cambria Math" w:eastAsiaTheme="minorEastAsia" w:hAnsi="Cambria Math"/>
+                  <w:lang w:val="en-US"/>
+                </w:rPr>
+                <m:t>3</m:t>
+              </m:r>
+            </m:sub>
+            <m:sup>
+              <m:r>
+                <w:rPr>
+                  <w:rFonts w:ascii="Cambria Math" w:eastAsiaTheme="minorEastAsia" w:hAnsi="Cambria Math"/>
+                  <w:lang w:val="en-US"/>
+                </w:rPr>
+                <m:t>2</m:t>
+              </m:r>
+            </m:sup>
+          </m:sSubSup>
+          <m:r>
+            <w:rPr>
+              <w:rFonts w:ascii="Cambria Math" w:eastAsiaTheme="minorEastAsia" w:hAnsi="Cambria Math"/>
+              <w:lang w:val="en-US"/>
+            </w:rPr>
+            <m:t xml:space="preserve"> - </m:t>
+          </m:r>
+          <m:sSubSup>
+            <m:sSubSupPr>
+              <m:ctrlPr>
+                <w:rPr>
+                  <w:rFonts w:ascii="Cambria Math" w:eastAsiaTheme="minorEastAsia" w:hAnsi="Cambria Math" w:cstheme="minorBidi"/>
+                  <w:i/>
+                  <w:iCs/>
+                  <w:kern w:val="2"/>
+                  <w:sz w:val="22"/>
+                  <w:szCs w:val="22"/>
+                  <w:lang w:val="en-US" w:eastAsia="en-US"/>
+                  <w14:ligatures w14:val="standardContextual"/>
+                </w:rPr>
+              </m:ctrlPr>
+            </m:sSubSupPr>
+            <m:e>
+              <m:r>
+                <w:rPr>
+                  <w:rFonts w:ascii="Cambria Math" w:eastAsiaTheme="minorEastAsia" w:hAnsi="Cambria Math"/>
+                  <w:lang w:val="en-US"/>
+                </w:rPr>
+                <m:t>a</m:t>
+              </m:r>
+            </m:e>
+            <m:sub>
+              <m:r>
+                <w:rPr>
+                  <w:rFonts w:ascii="Cambria Math" w:eastAsiaTheme="minorEastAsia" w:hAnsi="Cambria Math"/>
+                  <w:lang w:val="en-US"/>
+                </w:rPr>
+                <m:t>1</m:t>
+              </m:r>
+            </m:sub>
+            <m:sup>
+              <m:r>
+                <w:rPr>
+                  <w:rFonts w:ascii="Cambria Math" w:eastAsiaTheme="minorEastAsia" w:hAnsi="Cambria Math"/>
+                  <w:lang w:val="en-US"/>
+                </w:rPr>
+                <m:t>2</m:t>
+              </m:r>
+            </m:sup>
+          </m:sSubSup>
+          <m:r>
+            <w:rPr>
+              <w:rFonts w:ascii="Cambria Math" w:eastAsiaTheme="minorEastAsia" w:hAnsi="Cambria Math"/>
+              <w:lang w:val="en-US"/>
+            </w:rPr>
+            <m:t xml:space="preserve"> </m:t>
+          </m:r>
+          <m:sSub>
+            <m:sSubPr>
+              <m:ctrlPr>
+                <w:rPr>
+                  <w:rFonts w:ascii="Cambria Math" w:eastAsiaTheme="minorEastAsia" w:hAnsi="Cambria Math"/>
+                  <w:i/>
+                  <w:lang w:val="en-US"/>
+                </w:rPr>
+              </m:ctrlPr>
+            </m:sSubPr>
+            <m:e>
+              <m:r>
+                <w:rPr>
+                  <w:rFonts w:ascii="Cambria Math" w:eastAsiaTheme="minorEastAsia" w:hAnsi="Cambria Math"/>
+                  <w:lang w:val="en-US"/>
+                </w:rPr>
+                <m:t>a</m:t>
+              </m:r>
+            </m:e>
+            <m:sub>
+              <m:r>
+                <w:rPr>
+                  <w:rFonts w:ascii="Cambria Math" w:eastAsiaTheme="minorEastAsia" w:hAnsi="Cambria Math"/>
+                  <w:lang w:val="en-US"/>
+                </w:rPr>
+                <m:t>4</m:t>
+              </m:r>
+            </m:sub>
+          </m:sSub>
+        </m:oMath>
+      </m:oMathPara>
+      <w:bookmarkStart w:id="9" w:name="_GoBack"/>
+      <w:bookmarkEnd w:id="9"/>
+    </w:p>
+    <w:p>
+      <w:pPr>
+        <w:ind w:firstLine="0"/>
+        <w:rPr>
+          <w:rFonts w:eastAsiaTheme="minorEastAsia"/>
+          <w:iCs/>
+          <w:lang w:val="en-US"/>
+        </w:rPr>
+      </w:pPr>
+      <m:oMathPara>
+        <m:oMathParaPr>
+          <m:jc m:val="center"/>
+        </m:oMathParaPr>
+        <m:oMath>
+          <m:sSub>
+            <m:sSubPr>
+              <m:ctrlPr>
+                <w:rPr>
+                  <w:rFonts w:ascii="Cambria Math" w:eastAsiaTheme="minorEastAsia" w:hAnsi="Cambria Math" w:cstheme="minorBidi"/>
+                  <w:iCs/>
+                  <w:kern w:val="2"/>
+                  <w:sz w:val="22"/>
+                  <w:szCs w:val="22"/>
+                  <w:lang w:val="en-US" w:eastAsia="en-US"/>
+                  <w14:ligatures w14:val="standardContextual"/>
+                </w:rPr>
+              </m:ctrlPr>
+            </m:sSubPr>
+            <m:e>
+              <m:r>
+                <m:rPr>
+                  <m:sty m:val="p"/>
+                </m:rPr>
+                <w:rPr>
+                  <w:rFonts w:ascii="Cambria Math" w:eastAsiaTheme="minorEastAsia" w:hAnsi="Cambria Math"/>
+                  <w:lang w:val="en-US"/>
+                </w:rPr>
+                <m:t>Δ</m:t>
+              </m:r>
+            </m:e>
+            <m:sub>
+              <m:r>
+                <w:rPr>
+                  <w:rFonts w:ascii="Cambria Math" w:eastAsiaTheme="minorEastAsia" w:hAnsi="Cambria Math"/>
+                  <w:lang w:val="en-US"/>
+                </w:rPr>
+                <m:t>3</m:t>
+              </m:r>
+            </m:sub>
+          </m:sSub>
+          <m:r>
+            <w:rPr>
+              <w:rFonts w:ascii="Cambria Math" w:eastAsiaTheme="minorEastAsia" w:hAnsi="Cambria Math"/>
+              <w:lang w:val="en-US"/>
+            </w:rPr>
+            <m:t>=0.045*0.387*1.1-0.00076*</m:t>
+          </m:r>
+          <m:sSup>
+            <m:sSupPr>
+              <m:ctrlPr>
+                <w:rPr>
+                  <w:rFonts w:ascii="Cambria Math" w:eastAsiaTheme="minorEastAsia" w:hAnsi="Cambria Math" w:cstheme="minorBidi"/>
+                  <w:i/>
+                  <w:iCs/>
+                  <w:kern w:val="2"/>
+                  <w:sz w:val="22"/>
+                  <w:szCs w:val="22"/>
+                  <w:lang w:val="en-US" w:eastAsia="en-US"/>
+                  <w14:ligatures w14:val="standardContextual"/>
+                </w:rPr>
+              </m:ctrlPr>
+            </m:sSupPr>
+            <m:e>
+              <m:r>
+                <w:rPr>
+                  <w:rFonts w:ascii="Cambria Math" w:eastAsiaTheme="minorEastAsia" w:hAnsi="Cambria Math"/>
+                  <w:lang w:val="en-US"/>
+                </w:rPr>
+                <m:t>1.1</m:t>
+              </m:r>
+            </m:e>
+            <m:sup>
+              <m:r>
+                <w:rPr>
+                  <w:rFonts w:ascii="Cambria Math" w:eastAsiaTheme="minorEastAsia" w:hAnsi="Cambria Math"/>
+                  <w:lang w:val="en-US"/>
+                </w:rPr>
+                <m:t>2</m:t>
+              </m:r>
+            </m:sup>
+          </m:sSup>
+          <m:r>
+            <w:rPr>
+              <w:rFonts w:ascii="Cambria Math" w:eastAsiaTheme="minorEastAsia" w:hAnsi="Cambria Math"/>
+              <w:lang w:val="en-US"/>
+            </w:rPr>
+            <m:t>-</m:t>
+          </m:r>
+          <m:sSup>
+            <m:sSupPr>
+              <m:ctrlPr>
+                <w:rPr>
+                  <w:rFonts w:ascii="Cambria Math" w:eastAsiaTheme="minorEastAsia" w:hAnsi="Cambria Math" w:cstheme="minorBidi"/>
+                  <w:i/>
+                  <w:iCs/>
+                  <w:kern w:val="2"/>
+                  <w:sz w:val="22"/>
+                  <w:szCs w:val="22"/>
+                  <w:lang w:val="en-US" w:eastAsia="en-US"/>
+                  <w14:ligatures w14:val="standardContextual"/>
+                </w:rPr>
+              </m:ctrlPr>
+            </m:sSupPr>
+            <m:e>
+              <m:r>
+                <w:rPr>
+                  <w:rFonts w:ascii="Cambria Math" w:eastAsiaTheme="minorEastAsia" w:hAnsi="Cambria Math"/>
+                  <w:lang w:val="en-US"/>
+                </w:rPr>
+                <m:t>0.045</m:t>
+              </m:r>
+            </m:e>
+            <m:sup>
+              <m:r>
+                <w:rPr>
+                  <w:rFonts w:ascii="Cambria Math" w:eastAsiaTheme="minorEastAsia" w:hAnsi="Cambria Math"/>
+                  <w:lang w:val="en-US"/>
+                </w:rPr>
+                <m:t>2</m:t>
+              </m:r>
+            </m:sup>
+          </m:sSup>
+          <m:r>
+            <w:rPr>
+              <w:rFonts w:ascii="Cambria Math" w:eastAsiaTheme="minorEastAsia" w:hAnsi="Cambria Math"/>
+              <w:lang w:val="en-US"/>
+            </w:rPr>
+            <m:t>(1+12.4Koc)</m:t>
+          </m:r>
+        </m:oMath>
+      </m:oMathPara>
+    </w:p>
+    <w:p>
+      <w:pPr>
+        <w:ind w:firstLine="0"/>
+        <w:rPr>
+          <w:rFonts w:eastAsiaTheme="minorEastAsia"/>
+          <w:iCs/>
+          <w:lang w:val="en-US"/>
+        </w:rPr>
+      </w:pPr>
+      <m:oMathPara>
+        <m:oMathParaPr>
+          <m:jc m:val="center"/>
+        </m:oMathParaPr>
+        <m:oMath>
+          <m:sSub>
+            <m:sSubPr>
+              <m:ctrlPr>
+                <w:rPr>
+                  <w:rFonts w:ascii="Cambria Math" w:eastAsiaTheme="minorEastAsia" w:hAnsi="Cambria Math" w:cstheme="minorBidi"/>
+                  <w:iCs/>
+                  <w:kern w:val="2"/>
+                  <w:sz w:val="22"/>
+                  <w:szCs w:val="22"/>
+                  <w:lang w:val="en-US" w:eastAsia="en-US"/>
+                  <w14:ligatures w14:val="standardContextual"/>
+                </w:rPr>
+              </m:ctrlPr>
+            </m:sSubPr>
+            <m:e>
+              <m:r>
+                <m:rPr>
+                  <m:sty m:val="p"/>
+                </m:rPr>
+                <w:rPr>
+                  <w:rFonts w:ascii="Cambria Math" w:eastAsiaTheme="minorEastAsia" w:hAnsi="Cambria Math"/>
+                  <w:lang w:val="en-US"/>
+                </w:rPr>
+                <m:t>Δ</m:t>
+              </m:r>
+            </m:e>
+            <m:sub>
+              <m:r>
+                <w:rPr>
+                  <w:rFonts w:ascii="Cambria Math" w:eastAsiaTheme="minorEastAsia" w:hAnsi="Cambria Math"/>
+                  <w:lang w:val="en-US"/>
+                </w:rPr>
+                <m:t>3</m:t>
+              </m:r>
+            </m:sub>
+          </m:sSub>
+          <m:r>
+            <w:rPr>
+              <w:rFonts w:ascii="Cambria Math" w:eastAsiaTheme="minorEastAsia" w:hAnsi="Cambria Math"/>
+              <w:lang w:val="en-US"/>
+            </w:rPr>
+            <m:t>=0.0163-0.0254Koc</m:t>
+          </m:r>
+        </m:oMath>
+      </m:oMathPara>
+    </w:p>
+    <w:p>
+      <w:pPr>
+        <w:rPr>
+          <w:rFonts w:eastAsiaTheme="minorEastAsia"/>
+          <w:iCs/>
+          <w:lang w:val="en-US"/>
+        </w:rPr>
+      </w:pPr>
+      <w:r>
+        <w:rPr>
+          <w:rFonts w:eastAsiaTheme="minorEastAsia"/>
+          <w:iCs/>
+        </w:rPr>
+        <w:lastRenderedPageBreak/>
+        <w:t xml:space="preserve">4 </w:t>
+      </w:r>
+      <w:r>
+        <w:rPr>
+          <w:rFonts w:eastAsiaTheme="minorEastAsia"/>
+          <w:iCs/>
+        </w:rPr>
+        <w:t>минор</w:t>
+      </w:r>
+      <w:r>
+        <w:rPr>
+          <w:rFonts w:eastAsiaTheme="minorEastAsia"/>
+          <w:iCs/>
+        </w:rPr>
+        <w:t>:</w:t>
+      </w:r>
+    </w:p>
+    <w:p>
+      <w:pPr>
+        <w:ind w:firstLine="0"/>
+        <w:rPr>
+          <w:rFonts w:eastAsiaTheme="minorEastAsia"/>
+          <w:i/>
+          <w:iCs/>
+          <w:lang w:val="en-US"/>
+        </w:rPr>
+      </w:pPr>
+      <m:oMathPara>
+        <m:oMath>
+          <m:sSub>
+            <m:sSubPr>
+              <m:ctrlPr>
+                <w:rPr>
+                  <w:rFonts w:ascii="Cambria Math" w:eastAsiaTheme="minorEastAsia" w:hAnsi="Cambria Math" w:cstheme="minorBidi"/>
+                  <w:iCs/>
+                  <w:kern w:val="2"/>
+                  <w:sz w:val="22"/>
+                  <w:szCs w:val="22"/>
+                  <w:lang w:val="en-US" w:eastAsia="en-US"/>
+                  <w14:ligatures w14:val="standardContextual"/>
+                </w:rPr>
+              </m:ctrlPr>
+            </m:sSubPr>
+            <m:e>
+              <m:r>
+                <m:rPr>
+                  <m:sty m:val="p"/>
+                </m:rPr>
+                <w:rPr>
+                  <w:rFonts w:ascii="Cambria Math" w:eastAsiaTheme="minorEastAsia" w:hAnsi="Cambria Math"/>
+                  <w:lang w:val="en-US"/>
+                </w:rPr>
+                <m:t>Δ</m:t>
+              </m:r>
+            </m:e>
+            <m:sub>
+              <m:r>
+                <w:rPr>
+                  <w:rFonts w:ascii="Cambria Math" w:eastAsiaTheme="minorEastAsia" w:hAnsi="Cambria Math"/>
+                  <w:lang w:val="en-US"/>
+                </w:rPr>
+                <m:t>4</m:t>
+              </m:r>
+            </m:sub>
+          </m:sSub>
+          <m:r>
+            <w:rPr>
+              <w:rFonts w:ascii="Cambria Math" w:eastAsiaTheme="minorEastAsia" w:hAnsi="Cambria Math"/>
+              <w:lang w:val="en-US"/>
+            </w:rPr>
+            <m:t>=</m:t>
+          </m:r>
+          <m:r>
+            <w:rPr>
+              <w:rFonts w:ascii="Cambria Math" w:eastAsiaTheme="minorEastAsia" w:hAnsi="Cambria Math"/>
+            </w:rPr>
+            <m:t>(1+12.4</m:t>
+          </m:r>
+          <m:r>
+            <w:rPr>
+              <w:rFonts w:ascii="Cambria Math" w:eastAsiaTheme="minorEastAsia" w:hAnsi="Cambria Math"/>
+              <w:lang w:val="en-US"/>
+            </w:rPr>
+            <m:t>Koc)</m:t>
+          </m:r>
+          <m:d>
+            <m:dPr>
+              <m:begChr m:val="|"/>
+              <m:endChr m:val="|"/>
+              <m:ctrlPr>
+                <w:rPr>
+                  <w:rFonts w:ascii="Cambria Math" w:eastAsiaTheme="minorEastAsia" w:hAnsi="Cambria Math"/>
+                  <w:i/>
+                  <w:iCs/>
+                  <w:kern w:val="2"/>
+                  <w:sz w:val="22"/>
+                  <w:szCs w:val="22"/>
+                  <w:lang w:val="en-US" w:eastAsia="en-US"/>
+                  <w14:ligatures w14:val="standardContextual"/>
+                </w:rPr>
+              </m:ctrlPr>
+            </m:dPr>
+            <m:e>
+              <m:m>
+                <m:mPr>
+                  <m:mcs>
+                    <m:mc>
+                      <m:mcPr>
+                        <m:count m:val="3"/>
+                        <m:mcJc m:val="center"/>
+                      </m:mcPr>
+                    </m:mc>
+                  </m:mcs>
+                  <m:ctrlPr>
+                    <w:rPr>
+                      <w:rFonts w:ascii="Cambria Math" w:eastAsiaTheme="minorEastAsia" w:hAnsi="Cambria Math"/>
+                      <w:i/>
+                      <w:iCs/>
+                      <w:kern w:val="2"/>
+                      <w:sz w:val="22"/>
+                      <w:szCs w:val="22"/>
+                      <w:lang w:val="en-US" w:eastAsia="en-US"/>
+                      <w14:ligatures w14:val="standardContextual"/>
+                    </w:rPr>
+                  </m:ctrlPr>
+                </m:mPr>
+                <m:mr>
+                  <m:e>
+                    <m:r>
+                      <w:rPr>
+                        <w:rFonts w:ascii="Cambria Math" w:eastAsiaTheme="minorEastAsia" w:hAnsi="Cambria Math"/>
+                        <w:lang w:val="en-US"/>
+                      </w:rPr>
+                      <m:t>0.045</m:t>
+                    </m:r>
+                  </m:e>
+                  <m:e>
+                    <m:r>
+                      <w:rPr>
+                        <w:rFonts w:ascii="Cambria Math" w:eastAsiaTheme="minorEastAsia" w:hAnsi="Cambria Math"/>
+                        <w:lang w:val="en-US"/>
+                      </w:rPr>
+                      <m:t>1.1</m:t>
+                    </m:r>
+                  </m:e>
+                  <m:e>
+                    <m:r>
+                      <w:rPr>
+                        <w:rFonts w:ascii="Cambria Math" w:eastAsiaTheme="minorEastAsia" w:hAnsi="Cambria Math"/>
+                        <w:lang w:val="en-US"/>
+                      </w:rPr>
+                      <m:t>0</m:t>
+                    </m:r>
+                  </m:e>
+                </m:mr>
+                <m:mr>
+                  <m:e>
+                    <m:r>
+                      <w:rPr>
+                        <w:rFonts w:ascii="Cambria Math" w:eastAsiaTheme="minorEastAsia" w:hAnsi="Cambria Math"/>
+                        <w:lang w:val="en-US"/>
+                      </w:rPr>
+                      <m:t>0.00076</m:t>
+                    </m:r>
+                  </m:e>
+                  <m:e>
+                    <m:r>
+                      <w:rPr>
+                        <w:rFonts w:ascii="Cambria Math" w:eastAsiaTheme="minorEastAsia" w:hAnsi="Cambria Math"/>
+                        <w:lang w:val="en-US"/>
+                      </w:rPr>
+                      <m:t>0.387</m:t>
+                    </m:r>
+                  </m:e>
+                  <m:e>
+                    <m:r>
+                      <w:rPr>
+                        <w:rFonts w:ascii="Cambria Math" w:eastAsiaTheme="minorEastAsia" w:hAnsi="Cambria Math"/>
+                        <w:lang w:val="en-US"/>
+                      </w:rPr>
+                      <m:t>1+12.4Koc</m:t>
+                    </m:r>
+                  </m:e>
+                </m:mr>
+                <m:mr>
+                  <m:e>
+                    <m:r>
+                      <w:rPr>
+                        <w:rFonts w:ascii="Cambria Math" w:eastAsiaTheme="minorEastAsia" w:hAnsi="Cambria Math"/>
+                        <w:lang w:val="en-US"/>
+                      </w:rPr>
+                      <m:t>0.00076</m:t>
+                    </m:r>
+                  </m:e>
+                  <m:e>
+                    <m:r>
+                      <w:rPr>
+                        <w:rFonts w:ascii="Cambria Math" w:eastAsiaTheme="minorEastAsia" w:hAnsi="Cambria Math"/>
+                        <w:lang w:val="en-US"/>
+                      </w:rPr>
+                      <m:t>0.045</m:t>
+                    </m:r>
+                  </m:e>
+                  <m:e>
+                    <m:r>
+                      <w:rPr>
+                        <w:rFonts w:ascii="Cambria Math" w:eastAsiaTheme="minorEastAsia" w:hAnsi="Cambria Math"/>
+                        <w:lang w:val="en-US"/>
+                      </w:rPr>
+                      <m:t>1.1</m:t>
+                    </m:r>
+                  </m:e>
+                </m:mr>
+              </m:m>
+            </m:e>
+          </m:d>
+        </m:oMath>
+      </m:oMathPara>
+    </w:p>
+    <w:p>
+      <w:pPr>
+        <w:ind w:firstLine="0"/>
+        <w:rPr>
+          <w:rFonts w:eastAsiaTheme="minorEastAsia"/>
+          <w:iCs/>
+          <w:lang w:val="en-US"/>
+        </w:rPr>
+      </w:pPr>
+      <m:oMathPara>
+        <m:oMath>
+          <m:sSub>
+            <m:sSubPr>
+              <m:ctrlPr>
+                <w:rPr>
+                  <w:rFonts w:ascii="Cambria Math" w:eastAsiaTheme="minorEastAsia" w:hAnsi="Cambria Math" w:cstheme="minorBidi"/>
+                  <w:iCs/>
+                  <w:kern w:val="2"/>
+                  <w:sz w:val="22"/>
+                  <w:szCs w:val="22"/>
+                  <w:lang w:val="en-US" w:eastAsia="en-US"/>
+                  <w14:ligatures w14:val="standardContextual"/>
+                </w:rPr>
+              </m:ctrlPr>
+            </m:sSubPr>
+            <m:e>
+              <m:r>
+                <m:rPr>
+                  <m:sty m:val="p"/>
+                </m:rPr>
+                <w:rPr>
+                  <w:rFonts w:ascii="Cambria Math" w:eastAsiaTheme="minorEastAsia" w:hAnsi="Cambria Math"/>
+                  <w:lang w:val="en-US"/>
+                </w:rPr>
+                <m:t>Δ</m:t>
+              </m:r>
+            </m:e>
+            <m:sub>
+              <m:r>
+                <w:rPr>
+                  <w:rFonts w:ascii="Cambria Math" w:eastAsiaTheme="minorEastAsia" w:hAnsi="Cambria Math"/>
+                  <w:lang w:val="en-US"/>
+                </w:rPr>
+                <m:t>4</m:t>
+              </m:r>
+            </m:sub>
+          </m:sSub>
+          <m:r>
+            <w:rPr>
+              <w:rFonts w:ascii="Cambria Math" w:eastAsiaTheme="minorEastAsia" w:hAnsi="Cambria Math"/>
+              <w:lang w:val="en-US"/>
+            </w:rPr>
+            <m:t>=</m:t>
+          </m:r>
+          <m:sSub>
+            <m:sSubPr>
+              <m:ctrlPr>
+                <w:rPr>
+                  <w:rFonts w:ascii="Cambria Math" w:eastAsiaTheme="minorEastAsia" w:hAnsi="Cambria Math"/>
+                  <w:i/>
+                  <w:lang w:val="en-US"/>
+                </w:rPr>
+              </m:ctrlPr>
+            </m:sSubPr>
+            <m:e>
+              <m:r>
+                <w:rPr>
+                  <w:rFonts w:ascii="Cambria Math" w:eastAsiaTheme="minorEastAsia" w:hAnsi="Cambria Math"/>
+                  <w:lang w:val="en-US"/>
+                </w:rPr>
+                <m:t>a</m:t>
+              </m:r>
+            </m:e>
+            <m:sub>
+              <m:r>
+                <w:rPr>
+                  <w:rFonts w:ascii="Cambria Math" w:eastAsiaTheme="minorEastAsia" w:hAnsi="Cambria Math"/>
+                  <w:lang w:val="en-US"/>
+                </w:rPr>
+                <m:t>4</m:t>
+              </m:r>
+            </m:sub>
+          </m:sSub>
+          <m:sSub>
+            <m:sSubPr>
+              <m:ctrlPr>
+                <w:rPr>
+                  <w:rFonts w:ascii="Cambria Math" w:eastAsiaTheme="minorEastAsia" w:hAnsi="Cambria Math" w:cstheme="minorBidi"/>
+                  <w:iCs/>
+                  <w:kern w:val="2"/>
+                  <w:sz w:val="22"/>
+                  <w:szCs w:val="22"/>
+                  <w:lang w:val="en-US" w:eastAsia="en-US"/>
+                  <w14:ligatures w14:val="standardContextual"/>
+                </w:rPr>
+              </m:ctrlPr>
+            </m:sSubPr>
+            <m:e>
+              <m:r>
+                <m:rPr>
+                  <m:sty m:val="p"/>
+                </m:rPr>
+                <w:rPr>
+                  <w:rFonts w:ascii="Cambria Math" w:eastAsiaTheme="minorEastAsia" w:hAnsi="Cambria Math"/>
+                  <w:lang w:val="en-US"/>
+                </w:rPr>
+                <m:t>∙Δ</m:t>
+              </m:r>
+            </m:e>
+            <m:sub>
+              <m:r>
+                <w:rPr>
+                  <w:rFonts w:ascii="Cambria Math" w:eastAsiaTheme="minorEastAsia" w:hAnsi="Cambria Math"/>
+                  <w:lang w:val="en-US"/>
+                </w:rPr>
+                <m:t>3</m:t>
+              </m:r>
+            </m:sub>
+          </m:sSub>
+        </m:oMath>
+      </m:oMathPara>
+    </w:p>
+    <w:p>
+      <w:pPr>
+        <w:ind w:firstLine="0"/>
+        <w:jc w:val="center"/>
+        <w:rPr>
+          <w:rFonts w:eastAsiaTheme="minorEastAsia"/>
+          <w:iCs/>
+        </w:rPr>
+      </w:pPr>
+      <m:oMath>
+        <m:sSub>
+          <m:sSubPr>
+            <m:ctrlPr>
+              <w:rPr>
+                <w:rFonts w:ascii="Cambria Math" w:eastAsiaTheme="minorEastAsia" w:hAnsi="Cambria Math" w:cstheme="minorBidi"/>
+                <w:iCs/>
+                <w:kern w:val="2"/>
+                <w:sz w:val="22"/>
+                <w:szCs w:val="22"/>
+                <w:lang w:val="en-US" w:eastAsia="en-US"/>
+                <w14:ligatures w14:val="standardContextual"/>
+              </w:rPr>
+            </m:ctrlPr>
+          </m:sSubPr>
+          <m:e>
+            <m:r>
+              <m:rPr>
+                <m:sty m:val="p"/>
+              </m:rPr>
+              <w:rPr>
+                <w:rFonts w:ascii="Cambria Math" w:eastAsiaTheme="minorEastAsia" w:hAnsi="Cambria Math"/>
+                <w:lang w:val="en-US"/>
+              </w:rPr>
+              <m:t>Δ</m:t>
+            </m:r>
+          </m:e>
+          <m:sub>
+            <m:r>
+              <w:rPr>
+                <w:rFonts w:ascii="Cambria Math" w:eastAsiaTheme="minorEastAsia" w:hAnsi="Cambria Math"/>
+              </w:rPr>
+              <m:t>4</m:t>
+            </m:r>
+          </m:sub>
+        </m:sSub>
+        <m:r>
+          <w:rPr>
+            <w:rFonts w:ascii="Cambria Math" w:eastAsiaTheme="minorEastAsia" w:hAnsi="Cambria Math"/>
+          </w:rPr>
+          <m:t>=(1+12.4</m:t>
+        </m:r>
+        <m:r>
+          <w:rPr>
+            <w:rFonts w:ascii="Cambria Math" w:eastAsiaTheme="minorEastAsia" w:hAnsi="Cambria Math"/>
+            <w:lang w:val="en-US"/>
+          </w:rPr>
+          <m:t>Koc</m:t>
+        </m:r>
+        <m:r>
+          <w:rPr>
+            <w:rFonts w:ascii="Cambria Math" w:eastAsiaTheme="minorEastAsia" w:hAnsi="Cambria Math"/>
+          </w:rPr>
+          <m:t>)(0.0163-0.0254</m:t>
+        </m:r>
+        <m:r>
+          <w:rPr>
+            <w:rFonts w:ascii="Cambria Math" w:eastAsiaTheme="minorEastAsia" w:hAnsi="Cambria Math"/>
+            <w:lang w:val="en-US"/>
+          </w:rPr>
+          <m:t>Koc</m:t>
+        </m:r>
+      </m:oMath>
+      <w:r>
+        <w:rPr>
+          <w:rFonts w:eastAsiaTheme="minorEastAsia"/>
+          <w:iCs/>
+        </w:rPr>
+        <w:t>)</w:t>
+      </w:r>
+    </w:p>
+    <w:p>
+      <w:pPr>
+        <w:rPr>
+          <w:sz w:val="30"/>
+          <w:szCs w:val="22"/>
+        </w:rPr>
+      </w:pPr>
+      <w:r>
+        <w:rPr>
+          <w:sz w:val="30"/>
+          <w:szCs w:val="22"/>
+        </w:rPr>
+        <w:t>Отсюда получаем нижнюю границу области устойчивости</w:t>
+      </w:r>
+      <w:r>
+        <w:rPr>
+          <w:sz w:val="30"/>
+          <w:szCs w:val="22"/>
+        </w:rPr>
+        <w:t xml:space="preserve">: </w:t>
+      </w:r>
+    </w:p>
+    <w:p>
+      <w:pPr>
+        <w:ind w:hanging="1"/>
+        <w:jc w:val="center"/>
+        <w:rPr>
+          <w:sz w:val="30"/>
+          <w:szCs w:val="22"/>
+        </w:rPr>
+      </w:pPr>
+      <w:proofErr w:type="spellStart"/>
+      <w:r>
+        <w:rPr>
+          <w:sz w:val="30"/>
+          <w:szCs w:val="22"/>
+          <w:lang w:val="en-US"/>
+        </w:rPr>
         <w:t>K</w:t>
       </w:r>
       <w:r>
         <w:rPr>
-          <w:vertAlign w:val="subscript"/>
-        </w:rPr>
-        <w:t>ос,кр</w:t>
-      </w:r>
-      <w:r>
-        <w:t xml:space="preserve"> = </w:t>
-      </w:r>
-      <w:r>
-        <w:t>0</w:t>
-      </w:r>
-      <w:r>
-        <w:t>,</w:t>
-      </w:r>
-      <w:r>
-        <w:t>762097</w:t>
-      </w:r>
-      <w:r>
-        <w:t>.</w:t>
-      </w:r>
-    </w:p>
-    <w:p>
-      <w:pPr>
-        <w:rPr>
-          <w:lang w:val="en-US"/>
-        </w:rPr>
-      </w:pPr>
-      <w:r>
-        <w:t>Следовательно</w:t>
-      </w:r>
-      <w:r>
-        <w:rPr>
-          <w:lang w:val="en-US"/>
-        </w:rPr>
-        <w:t>:</w:t>
-      </w:r>
-    </w:p>
-    <w:p>
-      <w:pPr>
-        <w:pStyle w:val="a"/>
-      </w:pPr>
-      <w:r>
-        <w:rPr>
-          <w:lang w:val="en-US"/>
-        </w:rPr>
-        <w:t>K</w:t>
-      </w:r>
-      <w:r>
-        <w:rPr>
-          <w:vertAlign w:val="subscript"/>
-        </w:rPr>
-        <w:t>ос</w:t>
-      </w:r>
-      <w:r>
-        <w:rPr>
-          <w:vertAlign w:val="subscript"/>
-        </w:rPr>
-        <w:t xml:space="preserve"> </w:t>
-      </w:r>
-      <w:r>
-        <w:t>&lt;</w:t>
-      </w:r>
-      <w:r>
-        <w:t xml:space="preserve"> </w:t>
-      </w:r>
-      <w:r>
-        <w:t>0</w:t>
-      </w:r>
-      <w:r>
-        <w:rPr>
-          <w:lang w:val="en-US"/>
-        </w:rPr>
-        <w:t>,</w:t>
-      </w:r>
-      <w:r>
-        <w:t>762097</w:t>
-      </w:r>
-      <w:r>
-        <w:t xml:space="preserve"> </w:t>
-      </w:r>
-      <w:r>
-        <w:rPr>
-          <w:rFonts w:ascii="Cambria Math" w:hAnsi="Cambria Math" w:cs="Cambria Math"/>
-        </w:rPr>
-        <w:t>⇒</w:t>
-      </w:r>
-      <w:r>
-        <w:rPr>
-          <w:rFonts w:ascii="Cambria Math" w:hAnsi="Cambria Math" w:cs="Cambria Math"/>
-        </w:rPr>
-        <w:t xml:space="preserve"> </w:t>
-      </w:r>
-      <w:r>
-        <w:t>система устойчива</w:t>
-      </w:r>
-      <w:r>
-        <w:t>;</w:t>
-      </w:r>
-    </w:p>
-    <w:p>
-      <w:pPr>
-        <w:pStyle w:val="a"/>
-      </w:pPr>
-      <w:r>
-        <w:rPr>
-          <w:lang w:val="en-US"/>
-        </w:rPr>
-        <w:t>K</w:t>
-      </w:r>
-      <w:r>
-        <w:rPr>
-          <w:vertAlign w:val="subscript"/>
-        </w:rPr>
-        <w:t>ос</w:t>
-      </w:r>
-      <w:r>
-        <w:t xml:space="preserve"> </w:t>
-      </w:r>
-      <w:r>
-        <w:t>=</w:t>
-      </w:r>
-      <w:r>
-        <w:t xml:space="preserve"> </w:t>
-      </w:r>
-      <w:r>
-        <w:t>0</w:t>
-      </w:r>
-      <w:r>
-        <w:t>,</w:t>
-      </w:r>
-      <w:r>
-        <w:t>76</w:t>
-      </w:r>
-      <w:r>
-        <w:t xml:space="preserve"> </w:t>
-      </w:r>
-      <w:r>
-        <w:rPr>
-          <w:rFonts w:ascii="Cambria Math" w:hAnsi="Cambria Math" w:cs="Cambria Math"/>
-        </w:rPr>
-        <w:t>⇒</w:t>
-      </w:r>
-      <w:r>
-        <w:rPr>
-          <w:rFonts w:ascii="Cambria Math" w:hAnsi="Cambria Math" w:cs="Cambria Math"/>
-        </w:rPr>
-        <w:t xml:space="preserve"> </w:t>
-      </w:r>
-      <w:r>
-        <w:t>система находится на границе устойчивости</w:t>
-      </w:r>
-      <w:r>
-        <w:t>;</w:t>
-      </w:r>
-    </w:p>
-    <w:p>
-      <w:pPr>
-        <w:pStyle w:val="a"/>
-        <w:rPr>
-          <w:lang w:val="en-US"/>
-        </w:rPr>
-      </w:pPr>
-      <w:r>
-        <w:rPr>
-          <w:lang w:val="en-US"/>
-        </w:rPr>
-        <w:t>K</w:t>
-      </w:r>
-      <w:r>
-        <w:rPr>
+          <w:sz w:val="30"/>
+          <w:szCs w:val="22"/>
           <w:vertAlign w:val="subscript"/>
           <w:lang w:val="en-US"/>
         </w:rPr>
+        <w:t>oc</w:t>
+      </w:r>
+      <w:proofErr w:type="spellEnd"/>
+      <w:r>
+        <w:rPr>
+          <w:sz w:val="30"/>
+          <w:szCs w:val="22"/>
+        </w:rPr>
+        <w:t>&gt; -1/12.4=-0,08</w:t>
+      </w:r>
+      <w:r>
+        <w:rPr>
+          <w:sz w:val="30"/>
+          <w:szCs w:val="22"/>
+        </w:rPr>
+        <w:t>1</w:t>
+      </w:r>
+      <w:r>
+        <w:rPr>
+          <w:sz w:val="30"/>
+          <w:szCs w:val="22"/>
+        </w:rPr>
+        <w:t>.</w:t>
+      </w:r>
+    </w:p>
+    <w:p>
+      <w:pPr>
+        <w:rPr>
+          <w:sz w:val="32"/>
+          <w:szCs w:val="24"/>
+        </w:rPr>
+      </w:pPr>
+      <w:r>
+        <w:rPr>
+          <w:sz w:val="32"/>
+          <w:szCs w:val="24"/>
+        </w:rPr>
+        <w:t>Для определения верхней границы области устойчивости используется условие обращения в нуль соответствующего минора Гурвица на границе устойчивости. Для данного полинома определяющим является условие</w:t>
+      </w:r>
+      <w:r>
+        <w:rPr>
+          <w:sz w:val="36"/>
+          <w:szCs w:val="36"/>
+        </w:rPr>
+        <w:t>: Δ</w:t>
+      </w:r>
+      <w:r>
+        <w:rPr>
+          <w:sz w:val="36"/>
+          <w:szCs w:val="36"/>
+          <w:vertAlign w:val="subscript"/>
+        </w:rPr>
+        <w:t>3</w:t>
+      </w:r>
+      <w:r>
+        <w:rPr>
+          <w:sz w:val="36"/>
+          <w:szCs w:val="36"/>
+        </w:rPr>
+        <w:t>​=a</w:t>
+      </w:r>
+      <w:r>
+        <w:rPr>
+          <w:sz w:val="36"/>
+          <w:szCs w:val="36"/>
+          <w:vertAlign w:val="subscript"/>
+        </w:rPr>
+        <w:t>3</w:t>
+      </w:r>
+      <w:r>
+        <w:rPr>
+          <w:sz w:val="36"/>
+          <w:szCs w:val="36"/>
+        </w:rPr>
+        <w:t>​a</w:t>
+      </w:r>
+      <w:r>
+        <w:rPr>
+          <w:sz w:val="36"/>
+          <w:szCs w:val="36"/>
+          <w:vertAlign w:val="subscript"/>
+        </w:rPr>
+        <w:t>2</w:t>
+      </w:r>
+      <w:r>
+        <w:rPr>
+          <w:sz w:val="36"/>
+          <w:szCs w:val="36"/>
+        </w:rPr>
+        <w:t>​a</w:t>
+      </w:r>
+      <w:r>
+        <w:rPr>
+          <w:sz w:val="36"/>
+          <w:szCs w:val="36"/>
+          <w:vertAlign w:val="subscript"/>
+        </w:rPr>
+        <w:t>1​</w:t>
+      </w:r>
+      <w:r>
+        <w:rPr>
+          <w:sz w:val="36"/>
+          <w:szCs w:val="36"/>
+        </w:rPr>
+        <w:t>−a</w:t>
+      </w:r>
+      <w:r>
+        <w:rPr>
+          <w:sz w:val="36"/>
+          <w:szCs w:val="36"/>
+          <w:vertAlign w:val="subscript"/>
+        </w:rPr>
+        <w:t>4</w:t>
+      </w:r>
+      <w:r>
+        <w:rPr>
+          <w:sz w:val="36"/>
+          <w:szCs w:val="36"/>
+        </w:rPr>
+        <w:t>​a</w:t>
+      </w:r>
+      <w:r>
+        <w:rPr>
+          <w:sz w:val="36"/>
+          <w:szCs w:val="36"/>
+          <w:vertAlign w:val="subscript"/>
+        </w:rPr>
+        <w:t>1</w:t>
+      </w:r>
+      <w:r>
+        <w:rPr>
+          <w:sz w:val="36"/>
+          <w:szCs w:val="36"/>
+          <w:vertAlign w:val="superscript"/>
+        </w:rPr>
+        <w:t>2</w:t>
+      </w:r>
+      <w:r>
+        <w:rPr>
+          <w:sz w:val="36"/>
+          <w:szCs w:val="36"/>
+        </w:rPr>
+        <w:t>​−a</w:t>
+      </w:r>
+      <w:r>
+        <w:rPr>
+          <w:sz w:val="36"/>
+          <w:szCs w:val="36"/>
+          <w:vertAlign w:val="subscript"/>
+        </w:rPr>
+        <w:t>3</w:t>
+      </w:r>
+      <w:r>
+        <w:rPr>
+          <w:sz w:val="36"/>
+          <w:szCs w:val="36"/>
+          <w:vertAlign w:val="superscript"/>
+        </w:rPr>
+        <w:t>2</w:t>
+      </w:r>
+      <w:r>
+        <w:rPr>
+          <w:sz w:val="36"/>
+          <w:szCs w:val="36"/>
+        </w:rPr>
+        <w:t>​a</w:t>
+      </w:r>
+      <w:r>
+        <w:rPr>
+          <w:sz w:val="36"/>
+          <w:szCs w:val="36"/>
+          <w:vertAlign w:val="subscript"/>
+        </w:rPr>
+        <w:t>0</w:t>
+      </w:r>
+      <w:r>
+        <w:rPr>
+          <w:sz w:val="36"/>
+          <w:szCs w:val="36"/>
+        </w:rPr>
+        <w:t>​=0.</w:t>
+      </w:r>
+    </w:p>
+    <w:p>
+      <w:pPr>
+        <w:rPr>
+          <w:sz w:val="32"/>
+          <w:szCs w:val="24"/>
+        </w:rPr>
+      </w:pPr>
+      <w:r>
+        <w:rPr>
+          <w:sz w:val="32"/>
+          <w:szCs w:val="24"/>
+        </w:rPr>
+        <w:t>Подставляя коэффициенты характеристического полинома, получаем</w:t>
+      </w:r>
+      <w:r>
+        <w:rPr>
+          <w:sz w:val="32"/>
+          <w:szCs w:val="24"/>
+        </w:rPr>
+        <w:t>: 0,045*0,387*1,1-0,00076*1,1</w:t>
+      </w:r>
+      <w:r>
+        <w:rPr>
+          <w:sz w:val="32"/>
+          <w:szCs w:val="24"/>
+          <w:vertAlign w:val="superscript"/>
+        </w:rPr>
+        <w:t>2</w:t>
+      </w:r>
+      <w:r>
+        <w:rPr>
+          <w:sz w:val="32"/>
+          <w:szCs w:val="24"/>
+        </w:rPr>
+        <w:t>-0,045</w:t>
+      </w:r>
+      <w:r>
+        <w:rPr>
+          <w:sz w:val="32"/>
+          <w:szCs w:val="24"/>
+          <w:vertAlign w:val="superscript"/>
+        </w:rPr>
+        <w:t>2</w:t>
+      </w:r>
+      <w:r>
+        <w:rPr>
+          <w:sz w:val="32"/>
+          <w:szCs w:val="24"/>
+        </w:rPr>
+        <w:t>(1+12.4</w:t>
+      </w:r>
+      <w:r>
+        <w:rPr>
+          <w:sz w:val="32"/>
+          <w:szCs w:val="24"/>
+          <w:lang w:val="en-US"/>
+        </w:rPr>
+        <w:t>K</w:t>
+      </w:r>
+      <w:proofErr w:type="gramStart"/>
+      <w:r>
+        <w:rPr>
+          <w:sz w:val="32"/>
+          <w:szCs w:val="24"/>
+          <w:vertAlign w:val="subscript"/>
+        </w:rPr>
         <w:t>ос</w:t>
       </w:r>
       <w:r>
         <w:rPr>
+          <w:sz w:val="32"/>
+          <w:szCs w:val="24"/>
+        </w:rPr>
+        <w:t>)=</w:t>
+      </w:r>
+      <w:proofErr w:type="gramEnd"/>
+      <w:r>
+        <w:rPr>
+          <w:sz w:val="32"/>
+          <w:szCs w:val="24"/>
+        </w:rPr>
+        <w:t>0.</w:t>
+      </w:r>
+    </w:p>
+    <w:p>
+      <w:pPr>
+        <w:rPr>
+          <w:sz w:val="24"/>
+          <w:szCs w:val="24"/>
+        </w:rPr>
+      </w:pPr>
+      <w:r>
+        <w:rPr>
+          <w:sz w:val="32"/>
+          <w:szCs w:val="24"/>
+        </w:rPr>
+        <w:t xml:space="preserve">Решая это уравнение относительно </w:t>
+      </w:r>
+      <w:proofErr w:type="spellStart"/>
+      <w:r>
+        <w:rPr>
+          <w:sz w:val="32"/>
+          <w:szCs w:val="24"/>
+        </w:rPr>
+        <w:t>K</w:t>
+      </w:r>
+      <w:r>
+        <w:rPr>
+          <w:sz w:val="32"/>
+          <w:szCs w:val="24"/>
+          <w:vertAlign w:val="subscript"/>
+        </w:rPr>
+        <w:t>ос</w:t>
+      </w:r>
+      <w:proofErr w:type="spellEnd"/>
+      <w:r>
+        <w:rPr>
+          <w:sz w:val="32"/>
+          <w:szCs w:val="24"/>
+        </w:rPr>
+        <w:t>, получаем предельное значение коэффициента обратной связи:</w:t>
+      </w:r>
+      <w:r>
+        <w:rPr>
+          <w:sz w:val="32"/>
+          <w:szCs w:val="24"/>
+        </w:rPr>
+        <w:t xml:space="preserve"> </w:t>
+      </w:r>
+      <w:proofErr w:type="spellStart"/>
+      <w:r>
+        <w:rPr>
+          <w:sz w:val="32"/>
+          <w:szCs w:val="24"/>
+        </w:rPr>
+        <w:t>K</w:t>
+      </w:r>
+      <w:proofErr w:type="gramStart"/>
+      <w:r>
+        <w:rPr>
+          <w:sz w:val="32"/>
+          <w:szCs w:val="24"/>
+          <w:vertAlign w:val="subscript"/>
+        </w:rPr>
+        <w:t>ос,кр</w:t>
+      </w:r>
+      <w:proofErr w:type="spellEnd"/>
+      <w:proofErr w:type="gramEnd"/>
+      <w:r>
+        <w:rPr>
+          <w:sz w:val="32"/>
+          <w:szCs w:val="24"/>
+        </w:rPr>
+        <w:t>=0.64</w:t>
+      </w:r>
+      <w:r>
+        <w:rPr>
+          <w:sz w:val="32"/>
+          <w:szCs w:val="24"/>
+        </w:rPr>
+        <w:t>2.</w:t>
+      </w:r>
+      <w:r>
+        <w:rPr>
+          <w:color w:val="000000"/>
+          <w:sz w:val="32"/>
+          <w:szCs w:val="32"/>
+        </w:rPr>
+        <w:t> </w:t>
+      </w:r>
+    </w:p>
+    <w:p>
+      <w:pPr>
+        <w:rPr>
           <w:lang w:val="en-US"/>
         </w:rPr>
+      </w:pPr>
+      <w:r>
+        <w:t>Следовательно</w:t>
+      </w:r>
+      <w:r>
+        <w:rPr>
+          <w:lang w:val="en-US"/>
+        </w:rPr>
+        <w:t>:</w:t>
+      </w:r>
+    </w:p>
+    <w:p>
+      <w:pPr>
+        <w:pStyle w:val="a"/>
+      </w:pPr>
+      <w:r>
+        <w:rPr>
+          <w:lang w:val="en-US"/>
+        </w:rPr>
+        <w:t>K</w:t>
+      </w:r>
+      <w:r>
+        <w:rPr>
+          <w:vertAlign w:val="subscript"/>
+        </w:rPr>
+        <w:t>ос</w:t>
+      </w:r>
+      <w:r>
+        <w:rPr>
+          <w:vertAlign w:val="subscript"/>
+        </w:rPr>
         <w:t xml:space="preserve"> </w:t>
       </w:r>
       <w:r>
+        <w:t>&lt;</w:t>
+      </w:r>
+      <w:r>
+        <w:t xml:space="preserve"> </w:t>
+      </w:r>
+      <w:r>
+        <w:rPr>
+          <w:color w:val="000000"/>
+          <w:sz w:val="32"/>
+          <w:szCs w:val="32"/>
+        </w:rPr>
+        <w:t>0.642</w:t>
+      </w:r>
+      <w:r>
+        <w:rPr>
+          <w:rFonts w:ascii="Cambria Math" w:hAnsi="Cambria Math" w:cs="Cambria Math"/>
+        </w:rPr>
+        <w:t>⇒</w:t>
+      </w:r>
+      <w:r>
+        <w:rPr>
+          <w:rFonts w:ascii="Cambria Math" w:hAnsi="Cambria Math" w:cs="Cambria Math"/>
+        </w:rPr>
+        <w:t xml:space="preserve"> </w:t>
+      </w:r>
+      <w:r>
+        <w:t>система устойчива</w:t>
+      </w:r>
+      <w:r>
+        <w:t>;</w:t>
+      </w:r>
+    </w:p>
+    <w:p>
+      <w:pPr>
+        <w:pStyle w:val="a"/>
+      </w:pPr>
+      <w:r>
         <w:rPr>
           <w:lang w:val="en-US"/>
         </w:rPr>
+        <w:t>K</w:t>
+      </w:r>
+      <w:r>
+        <w:rPr>
+          <w:vertAlign w:val="subscript"/>
+        </w:rPr>
+        <w:t>ос</w:t>
+      </w:r>
+      <w:r>
+        <w:t xml:space="preserve"> </w:t>
+      </w:r>
+      <w:r>
+        <w:t>=</w:t>
+      </w:r>
+      <w:r>
+        <w:t xml:space="preserve"> </w:t>
+      </w:r>
+      <w:r>
+        <w:rPr>
+          <w:color w:val="000000"/>
+          <w:sz w:val="32"/>
+          <w:szCs w:val="32"/>
+        </w:rPr>
+        <w:t>0.642</w:t>
+      </w:r>
+      <w:r>
+        <w:rPr>
+          <w:rFonts w:ascii="Cambria Math" w:hAnsi="Cambria Math" w:cs="Cambria Math"/>
+        </w:rPr>
+        <w:t>⇒</w:t>
+      </w:r>
+      <w:r>
+        <w:rPr>
+          <w:rFonts w:ascii="Cambria Math" w:hAnsi="Cambria Math" w:cs="Cambria Math"/>
+        </w:rPr>
+        <w:t xml:space="preserve"> </w:t>
+      </w:r>
+      <w:r>
+        <w:t>система находится на границе устойчивости</w:t>
+      </w:r>
+      <w:r>
+        <w:t>;</w:t>
+      </w:r>
+    </w:p>
+    <w:p>
+      <w:pPr>
+        <w:pStyle w:val="a"/>
+        <w:rPr>
+          <w:lang w:val="en-US"/>
+        </w:rPr>
+      </w:pPr>
+      <w:proofErr w:type="spellStart"/>
+      <w:r>
+        <w:rPr>
+          <w:lang w:val="en-US"/>
+        </w:rPr>
+        <w:t>K</w:t>
+      </w:r>
+      <w:r>
+        <w:rPr>
+          <w:vertAlign w:val="subscript"/>
+          <w:lang w:val="en-US"/>
+        </w:rPr>
+        <w:t>ос</w:t>
+      </w:r>
+      <w:proofErr w:type="spellEnd"/>
+      <w:r>
+        <w:rPr>
+          <w:lang w:val="en-US"/>
+        </w:rPr>
+        <w:t xml:space="preserve"> </w:t>
+      </w:r>
+      <w:r>
+        <w:rPr>
+          <w:lang w:val="en-US"/>
+        </w:rPr>
         <w:t>&gt;</w:t>
       </w:r>
       <w:r>
@@ -4316,27 +7514,11 @@
       </w:r>
       <w:r>
         <w:rPr>
-          <w:lang w:val="en-US"/>
-        </w:rPr>
-        <w:t>0</w:t>
-      </w:r>
-      <w:r>
-        <w:rPr>
-          <w:lang w:val="en-US"/>
-        </w:rPr>
-        <w:t>,</w:t>
-      </w:r>
-      <w:r>
-        <w:rPr>
-          <w:lang w:val="en-US"/>
-        </w:rPr>
-        <w:t>76</w:t>
-      </w:r>
-      <w:r>
-        <w:rPr>
-          <w:lang w:val="en-US"/>
-        </w:rPr>
-        <w:t xml:space="preserve"> </w:t>
+          <w:color w:val="000000"/>
+          <w:sz w:val="32"/>
+          <w:szCs w:val="32"/>
+        </w:rPr>
+        <w:t>0.642</w:t>
       </w:r>
       <w:r>
         <w:rPr>
@@ -4352,11 +7534,33 @@
         </w:rPr>
         <w:t xml:space="preserve"> </w:t>
       </w:r>
+      <w:proofErr w:type="spellStart"/>
       <w:r>
         <w:rPr>
           <w:lang w:val="en-US"/>
         </w:rPr>
-        <w:t>система неустойчива.</w:t>
+        <w:t>система</w:t>
+      </w:r>
+      <w:proofErr w:type="spellEnd"/>
+      <w:r>
+        <w:rPr>
+          <w:lang w:val="en-US"/>
+        </w:rPr>
+        <w:t xml:space="preserve"> </w:t>
+      </w:r>
+      <w:proofErr w:type="spellStart"/>
+      <w:r>
+        <w:rPr>
+          <w:lang w:val="en-US"/>
+        </w:rPr>
+        <w:t>неустойчива</w:t>
+      </w:r>
+      <w:proofErr w:type="spellEnd"/>
+      <w:r>
+        <w:rPr>
+          <w:lang w:val="en-US"/>
+        </w:rPr>
+        <w:t>.</w:t>
       </w:r>
     </w:p>
     <w:p>
@@ -4386,30 +7590,158 @@
         <w:t xml:space="preserve">= </w:t>
       </w:r>
       <w:r>
-        <w:t>-</w:t>
-      </w:r>
-      <w:r>
-        <w:t>0,07</w:t>
-      </w:r>
-    </w:p>
-    <w:p>
-      <w:r>
-        <w:t>Таким образом, область устойчивости исследуемой системы по коэффициенту обратной связи ограничивается условием</w:t>
+        <w:rPr>
+          <w:color w:val="000000"/>
+          <w:sz w:val="32"/>
+          <w:szCs w:val="32"/>
+        </w:rPr>
+        <w:t>−0.081</w:t>
+      </w:r>
+    </w:p>
+    <w:p>
+      <w:r>
+        <w:rPr>
+          <w:color w:val="000000"/>
+          <w:sz w:val="32"/>
+          <w:szCs w:val="32"/>
+        </w:rPr>
+        <w:t>Следовательно, полная область устойчивости системы по коэффициенту обратной связи определяется двойным неравенством −0.081&lt;</w:t>
+      </w:r>
+      <w:proofErr w:type="spellStart"/>
+      <w:r>
+        <w:rPr>
+          <w:color w:val="000000"/>
+          <w:sz w:val="32"/>
+          <w:szCs w:val="32"/>
+        </w:rPr>
+        <w:t>K</w:t>
+      </w:r>
+      <w:proofErr w:type="gramStart"/>
+      <w:r>
+        <w:rPr>
+          <w:color w:val="000000"/>
+          <w:sz w:val="32"/>
+          <w:szCs w:val="32"/>
+          <w:vertAlign w:val="subscript"/>
+        </w:rPr>
+        <w:t>ос</w:t>
+      </w:r>
+      <w:proofErr w:type="spellEnd"/>
+      <w:r>
+        <w:rPr>
+          <w:color w:val="000000"/>
+          <w:sz w:val="32"/>
+          <w:szCs w:val="32"/>
+        </w:rPr>
+        <w:t>&lt;</w:t>
+      </w:r>
+      <w:proofErr w:type="gramEnd"/>
+      <w:r>
+        <w:rPr>
+          <w:color w:val="000000"/>
+          <w:sz w:val="32"/>
+          <w:szCs w:val="32"/>
+        </w:rPr>
+        <w:t>0.642.</w:t>
+      </w:r>
+    </w:p>
+    <w:p>
+      <w:pPr>
+        <w:pStyle w:val="2"/>
+        <w:rPr>
+          <w:vertAlign w:val="subscript"/>
+        </w:rPr>
+      </w:pPr>
+      <w:bookmarkStart w:id="10" w:name="_Toc228289045"/>
+      <w:r>
+        <w:t xml:space="preserve">2.8 Экспериментальная проверка предельного значения </w:t>
+      </w:r>
+      <w:r>
+        <w:rPr>
+          <w:lang w:val="en-US"/>
+        </w:rPr>
+        <w:t>K</w:t>
+      </w:r>
+      <w:r>
+        <w:rPr>
+          <w:vertAlign w:val="subscript"/>
+        </w:rPr>
+        <w:t>ос</w:t>
+      </w:r>
+      <w:bookmarkEnd w:id="10"/>
+    </w:p>
+    <w:p>
+      <w:r>
+        <w:t>Для проверки полученного критического значения были рассмотрены три случая:</w:t>
       </w:r>
       <w:r>
         <w:t xml:space="preserve"> </w:t>
       </w:r>
       <w:r>
-        <w:t>-</w:t>
-      </w:r>
-      <w:r>
-        <w:t>0,07</w:t>
-      </w:r>
-      <w:r>
+        <w:rPr>
+          <w:lang w:val="en-US"/>
+        </w:rPr>
+        <w:t>K</w:t>
+      </w:r>
+      <w:r>
+        <w:rPr>
+          <w:vertAlign w:val="subscript"/>
+        </w:rPr>
+        <w:t xml:space="preserve">ос </w:t>
+      </w:r>
+      <w:r>
+        <w:t xml:space="preserve">= 0,60, </w:t>
+      </w:r>
+      <w:r>
+        <w:rPr>
+          <w:lang w:val="en-US"/>
+        </w:rPr>
+        <w:t>K</w:t>
+      </w:r>
+      <w:r>
+        <w:rPr>
+          <w:vertAlign w:val="subscript"/>
+        </w:rPr>
+        <w:t xml:space="preserve">ос </w:t>
+      </w:r>
+      <w:r>
+        <w:t xml:space="preserve">= </w:t>
+      </w:r>
+      <w:r>
+        <w:rPr>
+          <w:lang w:val="en-US"/>
+        </w:rPr>
+        <w:t>K</w:t>
+      </w:r>
+      <w:proofErr w:type="spellStart"/>
+      <w:proofErr w:type="gramStart"/>
+      <w:r>
+        <w:rPr>
+          <w:vertAlign w:val="subscript"/>
+        </w:rPr>
+        <w:t>ос,кр</w:t>
+      </w:r>
+      <w:proofErr w:type="spellEnd"/>
+      <w:proofErr w:type="gramEnd"/>
+      <w:r>
+        <w:rPr>
+          <w:vertAlign w:val="subscript"/>
+        </w:rPr>
         <w:t xml:space="preserve"> </w:t>
       </w:r>
       <w:r>
-        <w:t xml:space="preserve">&lt; </w:t>
+        <w:t xml:space="preserve">= </w:t>
+      </w:r>
+      <w:r>
+        <w:rPr>
+          <w:color w:val="000000"/>
+          <w:sz w:val="32"/>
+          <w:szCs w:val="32"/>
+        </w:rPr>
+        <w:t>0.642</w:t>
+      </w:r>
+      <w:r>
+        <w:t xml:space="preserve">, </w:t>
       </w:r>
       <w:r>
         <w:rPr>
@@ -4421,129 +7753,9 @@
         <w:rPr>
           <w:vertAlign w:val="subscript"/>
         </w:rPr>
-        <w:t>ос</w:t>
-      </w:r>
-      <w:r>
-        <w:t xml:space="preserve"> </w:t>
-      </w:r>
-      <w:r>
-        <w:t xml:space="preserve">&lt; </w:t>
-      </w:r>
-      <w:r>
-        <w:t>0</w:t>
-      </w:r>
-      <w:r>
-        <w:t>,</w:t>
-      </w:r>
-      <w:r>
-        <w:t>76</w:t>
-      </w:r>
-      <w:r>
-        <w:t>.</w:t>
-      </w:r>
-    </w:p>
-    <w:p>
-      <w:pPr>
-        <w:pStyle w:val="2"/>
-        <w:rPr>
-          <w:vertAlign w:val="subscript"/>
-        </w:rPr>
-      </w:pPr>
-      <w:bookmarkStart w:id="10" w:name="_Toc228289045"/>
-      <w:r>
-        <w:t xml:space="preserve">2.8 Экспериментальная проверка предельного значения </w:t>
-      </w:r>
-      <w:r>
-        <w:rPr>
-          <w:lang w:val="en-US"/>
-        </w:rPr>
-        <w:t>K</w:t>
-      </w:r>
-      <w:r>
-        <w:rPr>
-          <w:vertAlign w:val="subscript"/>
-        </w:rPr>
-        <w:t>ос</w:t>
-      </w:r>
-      <w:bookmarkEnd w:id="10"/>
-    </w:p>
-    <w:p>
-      <w:r>
-        <w:t>Для проверки полученного критического значения были рассмотрены три случая:</w:t>
-      </w:r>
-      <w:r>
-        <w:t xml:space="preserve"> </w:t>
-      </w:r>
-      <w:r>
-        <w:rPr>
-          <w:lang w:val="en-US"/>
-        </w:rPr>
-        <w:t>K</w:t>
-      </w:r>
-      <w:r>
-        <w:rPr>
-          <w:vertAlign w:val="subscript"/>
-        </w:rPr>
         <w:t xml:space="preserve">ос </w:t>
       </w:r>
       <w:r>
-        <w:t xml:space="preserve">= 0,60, </w:t>
-      </w:r>
-      <w:r>
-        <w:rPr>
-          <w:lang w:val="en-US"/>
-        </w:rPr>
-        <w:t>K</w:t>
-      </w:r>
-      <w:r>
-        <w:rPr>
-          <w:vertAlign w:val="subscript"/>
-        </w:rPr>
-        <w:t xml:space="preserve">ос </w:t>
-      </w:r>
-      <w:r>
-        <w:t xml:space="preserve">= </w:t>
-      </w:r>
-      <w:r>
-        <w:rPr>
-          <w:lang w:val="en-US"/>
-        </w:rPr>
-        <w:t>K</w:t>
-      </w:r>
-      <w:r>
-        <w:rPr>
-          <w:vertAlign w:val="subscript"/>
-        </w:rPr>
-        <w:t xml:space="preserve">ос,кр </w:t>
-      </w:r>
-      <w:r>
-        <w:t xml:space="preserve">= </w:t>
-      </w:r>
-      <w:r>
-        <w:t>0</w:t>
-      </w:r>
-      <w:r>
-        <w:t>,</w:t>
-      </w:r>
-      <w:r>
-        <w:t>76</w:t>
-      </w:r>
-      <w:r>
-        <w:t xml:space="preserve">, </w:t>
-      </w:r>
-      <w:r>
-        <w:rPr>
-          <w:lang w:val="en-US"/>
-        </w:rPr>
-        <w:t>K</w:t>
-      </w:r>
-      <w:r>
-        <w:rPr>
-          <w:vertAlign w:val="subscript"/>
-        </w:rPr>
-        <w:t xml:space="preserve">ос </w:t>
-      </w:r>
-      <w:r>
         <w:t>= 0,</w:t>
       </w:r>
       <w:r>
@@ -4555,6 +7767,7 @@
     </w:p>
     <w:p>
       <w:r>
+        <w:lastRenderedPageBreak/>
         <w:t>Для этих значений были рассчитаны полюса замкнутой системы.</w:t>
       </w:r>
     </w:p>
@@ -4629,12 +7842,16 @@
         </w:rPr>
         <w:t>K</w:t>
       </w:r>
+      <w:proofErr w:type="spellStart"/>
+      <w:proofErr w:type="gramStart"/>
       <w:r>
         <w:rPr>
           <w:vertAlign w:val="subscript"/>
         </w:rPr>
         <w:t>ос,кр</w:t>
       </w:r>
+      <w:proofErr w:type="spellEnd"/>
+      <w:proofErr w:type="gramEnd"/>
       <w:r>
         <w:rPr>
           <w:lang w:val="en-US"/>
@@ -4717,7 +7934,6 @@
     </w:p>
     <w:p>
       <w:r>
-        <w:lastRenderedPageBreak/>
         <w:t>На рисунках 2.</w:t>
       </w:r>
       <w:r>
@@ -4738,6 +7954,9 @@
         <w:pStyle w:val="a9"/>
       </w:pPr>
       <w:r>
+        <w:rPr>
+          <w:noProof/>
+        </w:rPr>
         <w:drawing>
           <wp:inline distT="0" distB="0" distL="0" distR="0" wp14:anchorId="4D171B1A" wp14:editId="0B477260">
             <wp:extent cx="5940425" cy="2580640"/>
@@ -4810,10 +8029,15 @@
         <w:t>ос</w:t>
       </w:r>
       <w:r>
-        <w:t xml:space="preserve"> = 0,</w:t>
-      </w:r>
-      <w:r>
-        <w:t>75</w:t>
+        <w:t xml:space="preserve"> = </w:t>
+      </w:r>
+      <w:r>
+        <w:rPr>
+          <w:color w:val="000000"/>
+          <w:sz w:val="32"/>
+          <w:szCs w:val="32"/>
+        </w:rPr>
+        <w:t>0.642</w:t>
       </w:r>
     </w:p>
     <w:p>
@@ -4822,6 +8046,9 @@
         <w:jc w:val="center"/>
       </w:pPr>
       <w:r>
+        <w:rPr>
+          <w:noProof/>
+        </w:rPr>
         <w:drawing>
           <wp:inline distT="0" distB="0" distL="0" distR="0" wp14:anchorId="7451B8B3" wp14:editId="5BD8EF79">
             <wp:extent cx="5250872" cy="2865388"/>
@@ -4865,13 +8092,7 @@
         <w:jc w:val="center"/>
       </w:pPr>
       <w:r>
-        <w:t>Рисунок 2.</w:t>
-      </w:r>
-      <w:r>
-        <w:t>9</w:t>
-      </w:r>
-      <w:r>
-        <w:t xml:space="preserve"> – </w:t>
+        <w:t xml:space="preserve">Рисунок 2.9 – </w:t>
       </w:r>
       <w:r>
         <w:t>Экспериментальная проверка предельного значения</w:t>
@@ -4978,19 +8199,27 @@
         </w:rPr>
         <w:t>K</w:t>
       </w:r>
+      <w:proofErr w:type="spellStart"/>
+      <w:proofErr w:type="gramStart"/>
       <w:r>
         <w:rPr>
           <w:vertAlign w:val="subscript"/>
         </w:rPr>
         <w:t>ос,кр</w:t>
       </w:r>
+      <w:proofErr w:type="spellEnd"/>
+      <w:proofErr w:type="gramEnd"/>
       <w:r>
         <w:t xml:space="preserve"> </w:t>
       </w:r>
     </w:p>
     <w:p>
       <w:r>
-        <w:t>Из результатов видно, что при K</w:t>
+        <w:t xml:space="preserve">Из результатов видно, что при </w:t>
+      </w:r>
+      <w:proofErr w:type="spellStart"/>
+      <w:r>
+        <w:t>K</w:t>
       </w:r>
       <w:r>
         <w:rPr>
@@ -4998,13 +8227,18 @@
         </w:rPr>
         <w:t>ос</w:t>
       </w:r>
+      <w:proofErr w:type="spellEnd"/>
       <w:r>
         <w:t xml:space="preserve"> = 0,60 вещественные части всех полюсов отрицательны, поэтому система устойчива. </w:t>
       </w:r>
     </w:p>
     <w:p>
       <w:r>
-        <w:t>При K</w:t>
+        <w:t xml:space="preserve">При </w:t>
+      </w:r>
+      <w:proofErr w:type="spellStart"/>
+      <w:r>
+        <w:t>K</w:t>
       </w:r>
       <w:r>
         <w:rPr>
@@ -5012,22 +8246,34 @@
         </w:rPr>
         <w:t>ос</w:t>
       </w:r>
-      <w:r>
-        <w:t xml:space="preserve"> = K</w:t>
-      </w:r>
+      <w:proofErr w:type="spellEnd"/>
+      <w:r>
+        <w:t xml:space="preserve"> = </w:t>
+      </w:r>
+      <w:proofErr w:type="spellStart"/>
+      <w:r>
+        <w:t>K</w:t>
+      </w:r>
+      <w:proofErr w:type="gramStart"/>
       <w:r>
         <w:rPr>
           <w:vertAlign w:val="subscript"/>
         </w:rPr>
         <w:t>ос,кр</w:t>
       </w:r>
+      <w:proofErr w:type="spellEnd"/>
+      <w:proofErr w:type="gramEnd"/>
       <w:r>
         <w:t xml:space="preserve"> вещественная часть комплексной пары практически равна нулю, что соответствует границе устойчивости. </w:t>
       </w:r>
     </w:p>
     <w:p>
       <w:r>
-        <w:t>При K</w:t>
+        <w:t xml:space="preserve">При </w:t>
+      </w:r>
+      <w:proofErr w:type="spellStart"/>
+      <w:r>
+        <w:t>K</w:t>
       </w:r>
       <w:r>
         <w:rPr>
@@ -5035,13 +8281,18 @@
         </w:rPr>
         <w:t>ос</w:t>
       </w:r>
+      <w:proofErr w:type="spellEnd"/>
       <w:r>
         <w:t xml:space="preserve"> = 0,70 комплексная пара полюсов переходит в правую полуплоскость, и система становится неустойчивой. </w:t>
       </w:r>
     </w:p>
     <w:p>
       <w:r>
-        <w:t>Графики переходных характеристик это подтверждают: при K</w:t>
+        <w:t xml:space="preserve">Графики переходных характеристик это подтверждают: при </w:t>
+      </w:r>
+      <w:proofErr w:type="spellStart"/>
+      <w:r>
+        <w:t>K</w:t>
       </w:r>
       <w:r>
         <w:rPr>
@@ -5049,6 +8300,7 @@
         </w:rPr>
         <w:t>ос</w:t>
       </w:r>
+      <w:proofErr w:type="spellEnd"/>
       <w:r>
         <w:t xml:space="preserve"> </w:t>
       </w:r>
@@ -5059,7 +8311,11 @@
         <w:t xml:space="preserve"> </w:t>
       </w:r>
       <w:r>
-        <w:t>0,60 колебания затухают, при K</w:t>
+        <w:t xml:space="preserve">0,60 колебания затухают, при </w:t>
+      </w:r>
+      <w:proofErr w:type="spellStart"/>
+      <w:r>
+        <w:t>K</w:t>
       </w:r>
       <w:r>
         <w:rPr>
@@ -5067,23 +8323,32 @@
         </w:rPr>
         <w:t>ос</w:t>
       </w:r>
+      <w:proofErr w:type="spellEnd"/>
       <w:r>
         <w:t xml:space="preserve"> =</w:t>
       </w:r>
+      <w:proofErr w:type="spellStart"/>
       <w:r>
         <w:t>K</w:t>
       </w:r>
+      <w:proofErr w:type="gramStart"/>
       <w:r>
         <w:rPr>
           <w:vertAlign w:val="subscript"/>
         </w:rPr>
         <w:t>ос,кр</w:t>
       </w:r>
+      <w:proofErr w:type="spellEnd"/>
+      <w:proofErr w:type="gramEnd"/>
       <w:r>
         <w:t xml:space="preserve"> </w:t>
       </w:r>
       <w:r>
-        <w:t>наблюдается предельный колебательный режим, а при K</w:t>
+        <w:t xml:space="preserve">наблюдается предельный колебательный режим, а при </w:t>
+      </w:r>
+      <w:proofErr w:type="spellStart"/>
+      <w:r>
+        <w:t>K</w:t>
       </w:r>
       <w:r>
         <w:rPr>
@@ -5091,6 +8356,7 @@
         </w:rPr>
         <w:t>ос</w:t>
       </w:r>
+      <w:proofErr w:type="spellEnd"/>
       <w:r>
         <w:t xml:space="preserve"> </w:t>
       </w:r>
@@ -5117,7 +8383,15 @@
     </w:p>
     <w:p>
       <w:r>
-        <w:t xml:space="preserve">В процессе выполнения лабораторной работы проанализирована устойчивость линейной стационарной системы автоматического регулирования для конфигурации №1 при коэффициенте обратной связи Kос=0,09. </w:t>
+        <w:t xml:space="preserve">В процессе выполнения лабораторной работы проанализирована устойчивость линейной стационарной системы автоматического регулирования для конфигурации №1 при коэффициенте обратной связи </w:t>
+      </w:r>
+      <w:proofErr w:type="spellStart"/>
+      <w:r>
+        <w:t>Kос</w:t>
+      </w:r>
+      <w:proofErr w:type="spellEnd"/>
+      <w:r>
+        <w:t xml:space="preserve">=0,09. </w:t>
       </w:r>
     </w:p>
     <w:p>
@@ -5132,30 +8406,69 @@
     </w:p>
     <w:p>
       <w:r>
-        <w:t>Применение критерия Найквиста также подтвердило устойчивость, поскольку годограф АФЧХ разомкнутой системы не охватывает критическую точку (−1;j0). По логарифмическим частотным характеристикам (ЛАЧХ и ЛФЧХ) определены положительные запасы по фазе и амплитуде, что указывает на достаточный запас устойчивости исследуемой системы.</w:t>
-      </w:r>
-    </w:p>
-    <w:p>
-      <w:r>
-        <w:t>Критерий Михайлова также дал положительное заключение об устойчивости замкнутой системы. С помощью алгебраического критерия Рауса–Гурвица рассчитано критическое значение коэффициента обратной связи: Kос,кр =0,641938.</w:t>
-      </w:r>
-    </w:p>
-    <w:p>
-      <w:r>
-        <w:t>Экспериментально подтверждено, что при Kос</w:t>
-      </w:r>
-      <w:r>
-        <w:t xml:space="preserve"> </w:t>
-      </w:r>
-      <w:r>
-        <w:t>ниже найденного порога система устойчива, при равенстве показателю — находится на колебательной границе устойчивости, а при превышении — теряет устойчивость.</w:t>
+        <w:t>Применение критерия Найквиста также подтвердило устойчивость, поскольку годограф АФЧХ разомкнутой системы не охватывает критическую точку (−</w:t>
+      </w:r>
+      <w:proofErr w:type="gramStart"/>
+      <w:r>
+        <w:t>1;j</w:t>
+      </w:r>
+      <w:proofErr w:type="gramEnd"/>
+      <w:r>
+        <w:t>0). По логарифмическим частотным характеристикам (ЛАЧХ и ЛФЧХ) определены положительные запасы по фазе и амплитуде, что указывает на достаточный запас устойчивости исследуемой системы.</w:t>
+      </w:r>
+    </w:p>
+    <w:p>
+      <w:r>
+        <w:t xml:space="preserve">Критерий Михайлова также дал положительное заключение об устойчивости замкнутой системы. С помощью алгебраического критерия </w:t>
+      </w:r>
+      <w:proofErr w:type="spellStart"/>
+      <w:r>
+        <w:t>Рауса</w:t>
+      </w:r>
+      <w:proofErr w:type="spellEnd"/>
+      <w:r>
+        <w:t xml:space="preserve">–Гурвица рассчитано критическое значение коэффициента обратной связи: </w:t>
+      </w:r>
+      <w:proofErr w:type="spellStart"/>
+      <w:r>
+        <w:t>K</w:t>
+      </w:r>
+      <w:proofErr w:type="gramStart"/>
+      <w:r>
+        <w:t>ос,кр</w:t>
+      </w:r>
+      <w:proofErr w:type="spellEnd"/>
+      <w:proofErr w:type="gramEnd"/>
+      <w:r>
+        <w:t xml:space="preserve"> =0,641938.</w:t>
+      </w:r>
+    </w:p>
+    <w:p>
+      <w:r>
+        <w:t xml:space="preserve">Экспериментально подтверждено, что при </w:t>
+      </w:r>
+      <w:proofErr w:type="spellStart"/>
+      <w:r>
+        <w:t>Kос</w:t>
+      </w:r>
+      <w:proofErr w:type="spellEnd"/>
+      <w:r>
+        <w:t xml:space="preserve"> ниже найденного порога система устойчива, при равенстве показателю — находится на колебательной границе устойчивости, а при превышении — теряет устойчивость.</w:t>
       </w:r>
     </w:p>
     <w:p/>
     <w:p>
       <w:r>
         <w:lastRenderedPageBreak/>
-        <w:t>Таким образом, все использованные методы (анализ полюсов, переходная характеристика, критерии Найквиста, Михайлова, Рауса–Гурвица и частотные запасы) дают согласованные результаты и однозначно подтверждают устойчивость исследуемой системы при Kос=0,09</w:t>
+        <w:t xml:space="preserve">Таким образом, все использованные методы (анализ полюсов, переходная характеристика, критерии Найквиста, Михайлова, Гурвица и частотные запасы) дают согласованные результаты и однозначно подтверждают устойчивость исследуемой системы при </w:t>
+      </w:r>
+      <w:proofErr w:type="spellStart"/>
+      <w:r>
+        <w:t>Kос</w:t>
+      </w:r>
+      <w:proofErr w:type="spellEnd"/>
+      <w:r>
+        <w:t>=0,09</w:t>
       </w:r>
       <w:r>
         <w:t>.</w:t>
@@ -8281,7 +11594,7 @@
 </file>
 
 <file path=customXml/itemProps1.xml><?xml version="1.0" encoding="utf-8"?>
-<ds:datastoreItem xmlns:ds="http://schemas.openxmlformats.org/officeDocument/2006/customXml" ds:itemID="{E73554D2-730A-4ED3-A861-4A396C98A898}">
+<ds:datastoreItem xmlns:ds="http://schemas.openxmlformats.org/officeDocument/2006/customXml" ds:itemID="{3ADDF776-84BC-4A6D-81F7-BCFB029E1202}">
   <ds:schemaRefs>
     <ds:schemaRef ds:uri="http://schemas.openxmlformats.org/officeDocument/2006/bibliography"/>
   </ds:schemaRefs>
